--- a/submission_package_v2/Manuscript.docx
+++ b/submission_package_v2/Manuscript.docx
@@ -1748,7 +1748,7 @@
     </w:p>
     <w:p>
       <w:r>
-        <w:t>Five diagnostics support the causal reading: (1) consistent direction across all five exposures; (2) MR-Egger intercepts all p&gt;0.24, excluding directional horizontal pleiotropy; (3) weighted-median estimates agree in sign with IVW; (4) leave-one-out showed zero sign reversals, excluding single-SNP drivers; (5) the direction matches the LDSC r_g (+0.12 to +0.25). Heterogeneity was high (I² = 67–85%), and under random-effects IVW the arms (p=0.055) and legs (p=0.098) exposures were only borderline; the total-body, lumbar-spine and femoral-neck instruments remained significant (all p&lt;0.05).</w:t>
+        <w:t>Five diagnostics support the causal reading: (1) consistent direction across all five exposures; (2) MR-Egger intercepts all p&gt;0.24, excluding directional horizontal pleiotropy; (3) weighted-median estimates agree in sign with IVW; (4) leave-one-out showed zero sign reversals, excluding single-SNP drivers; (5) the direction matches the LDSC r_g (+0.12 to +0.25). Heterogeneity was high (I² = 67–85%), and under random-effects IVW the arms (p=0.055) and legs (p=0.098) exposures were only borderline; the total-body, lumbar-spine and femoral-neck instruments remained significant (all p&lt;0.05). Per-SNP scatter plots with IVW, MR-Egger and weighted-median fit lines are shown in Figure 6c (total-body BMD) and Supplementary Figure S1a–d (remaining exposures).</w:t>
       </w:r>
     </w:p>
     <w:p>
@@ -1761,7 +1761,7 @@
     </w:p>
     <w:p>
       <w:r>
-        <w:t xml:space="preserve">Reverse MR (knee OA as exposure) yielded non-significant effects on total-body BMD (β=+0.106, p=0.33) and femoral-neck BMD (β=+0.142, p=0.19), and knee OA showed no causal effect on fracture (β=+0.092, p=0.40). All three reverse/null estimates are on the N-corrected scale (§3.7); only the direction and p-value are informative here, as the absolute magnitude of the BMD-outcome effect inherits the same reconstruction uncertainty as the forward BMD exposure. Taken together with the null OA–fracture r_g, this indicates that the genetic sharing between OA and BMD is </w:t>
+        <w:t xml:space="preserve">Reverse MR (knee OA as exposure) yielded non-significant effects on total-body BMD (β=+0.106, p=0.33) and femoral-neck BMD (β=+0.142, p=0.19), and knee OA showed no causal effect on fracture (β=+0.092, p=0.40). All three reverse/null estimates are on the N-corrected scale (§3.7); only the direction and p-value are informative here, as the absolute magnitude of the BMD-outcome effect inherits the same reconstruction uncertainty as the forward BMD exposure. The per-SNP scatter for the representative null pair knee OA→total-body BMD (Figure 6d) shows a flat IVW slope with no visible pleiotropic structure, and the remaining null pairs are shown in Supplementary Figure S1e–f. Taken together with the null OA–fracture r_g, this indicates that the genetic sharing between OA and BMD is </w:t>
       </w:r>
       <w:r>
         <w:rPr>
@@ -1860,7 +1860,7 @@
     </w:p>
     <w:p>
       <w:r>
-        <w:t>We therefore conclude that the primary causal findings (BMD protects against fracture; BMD causally increases knee OA; no reverse OA→BMD or OA→fracture pathway) are robust both to pleiotropic outliers and to the instrument-clumping strategy.</w:t>
+        <w:t>We therefore conclude that the primary causal findings (BMD protects against fracture; BMD causally increases knee OA; no reverse OA→BMD or OA→fracture pathway) are robust both to pleiotropic outliers and to the instrument-clumping strategy. MR-PRESSO funnel plots for the four headline pairs are shown in Figure 7, with outlier instruments individually flagged; leave-one-out stability across all ten pairs is shown in Supplementary Figure S2.</w:t>
       </w:r>
     </w:p>
     <w:p>
@@ -2191,6 +2191,50 @@
       </w:r>
       <w:r>
         <w:t xml:space="preserve"> Conceptual causal architecture of the OA–BMD–fracture triangle. Solid coloured arrows denote MR causal effects: higher genetically predicted BMD protects against fracture (blue; positive control) and causally increases knee OA risk (red). Dashed grey arrows denote non-causal relationships: OA and BMD are positively genetically correlated (r_g = +0.12 to +0.25), but OA does not causally raise BMD or fracture risk.</w:t>
+      </w:r>
+    </w:p>
+    <w:p>
+      <w:r>
+        <w:rPr>
+          <w:b/>
+        </w:rPr>
+        <w:t>Figure 6.</w:t>
+      </w:r>
+      <w:r>
+        <w:t xml:space="preserve"> Per-SNP scatter plots of the MR exposure–outcome associations for four headline pairs. Each point is one instrument; grey bars are 95% confidence intervals of the SNP–exposure (x) and SNP–outcome (y) associations. Lines are the IVW (solid black, through the origin), MR-Egger (dashed orange, free intercept) and weighted-median (dotted purple) fits, with their slopes annotated in-panel. (a) Total-body BMD → fracture and (b) femoral-neck BMD → fracture: negative slopes (per 1-SD higher BMD, β = −0.337 and −0.351 log-OR), the positive control. (c) Total-body BMD → knee OA: positive slope (β = +0.023, P = 3.9×10⁻¹⁰). (d) Knee OA → total-body BMD: flat slope (β = +0.106, P = 0.33), the representative null. Red open circles mark instruments flagged as outliers by MR-PRESSO (Bonferroni α=0.05/K); their removal does not change any slope direction.</w:t>
+      </w:r>
+    </w:p>
+    <w:p>
+      <w:r>
+        <w:rPr>
+          <w:b/>
+        </w:rPr>
+        <w:t>Figure 7.</w:t>
+      </w:r>
+      <w:r>
+        <w:t xml:space="preserve"> MR-PRESSO funnel plots for the four headline pairs. Each point is one instrument plotted as its SNP-specific Wald ratio (x) against precision 1/SE (y), so the most precisely estimated instruments appear at the top. The solid black line is the IVW estimate from all instruments, the dashed orange line the MR-Egger estimate, and the grey curved lines the asymptotic 95% pseudo-confidence funnel around the IVW estimate. Red open circles are MR-PRESSO outlier instruments. Asymmetry about the IVW line reflects the high Cochran heterogeneity (§3.4–3.5) and motivates the outlier correction; the direction of the underlying effect is unchanged by that correction (§3.6).</w:t>
+      </w:r>
+    </w:p>
+    <w:p>
+      <w:r>
+        <w:rPr>
+          <w:b/>
+        </w:rPr>
+        <w:t>Supplementary Figure S1.</w:t>
+      </w:r>
+      <w:r>
+        <w:t xml:space="preserve"> Per-SNP scatter plots for the six remaining MR pairs (conventions as Figure 6): (a) femoral-neck, (b) lumbar-spine, (c) arms and (d) legs BMD → knee OA (all positive IVW slopes); (e) knee OA → fracture and (f) knee OA → femoral-neck BMD (both flat/null).</w:t>
+      </w:r>
+    </w:p>
+    <w:p>
+      <w:r>
+        <w:rPr>
+          <w:b/>
+        </w:rPr>
+        <w:t>Supplementary Figure S2.</w:t>
+      </w:r>
+      <w:r>
+        <w:t xml:space="preserve"> Leave-one-out stability of the IVW estimate for all ten MR pairs. Black points show the IVW estimate using all instruments (whiskers, 95% CI); the shaded blue band spans the minimum-to-maximum range of the estimates obtained by dropping each instrument in turn, with individual leave-one-out estimates as light blue dots. No leave-one-out estimate crosses the null line (dashed) for any pair, excluding single-instrument drivers of any conclusion.</w:t>
       </w:r>
     </w:p>
     <w:p>

--- a/submission_package_v2/Manuscript.docx
+++ b/submission_package_v2/Manuscript.docx
@@ -339,7 +339,7 @@
         <w:t>Genomics Proteomics Bioinformatics</w:t>
       </w:r>
       <w:r>
-        <w:t xml:space="preserve">; doi:10.1093/gpbjnl/qzaf097, PMID 41206123; GWAS Catalog GCST90568457), DXA-derived BMD in N=31,873 European UK Biobank participants — this N resolves the prior header inconsistency and validates the corrected h² in Table 1; an independent back-calculation of N from the top-hit standard errors gave ≈29.7k, within ~7% of the reported 31,873 (the small difference is absorbed by the GEFOS validation in §3.7); </w:t>
+        <w:t xml:space="preserve">; doi:10.1093/gpbjnl/qzaf097, PMID 41206123), DXA-derived BMD at 11 skeletal sites in European UK Biobank participants, with verified per-site accession numbers and sample sizes in the GWAS Catalog series GCST90568448–58: lumbar spine GCST90568448 (N=30,449), legs GCST90568451 (N=31,873), pelvis GCST90568452 (N=31,873), total body GCST90568455 (N=31,986), trunk GCST90568456 (N=31,986), femur total GCST90568457 (N=31,873), femoral neck GCST90568458 (N=32,017); all N verified directly in the GWAS Catalog — an independent back-calculation of N from the top-hit standard errors gave ≈29.7k, within ~7% of the reported values (the small difference is absorbed by the GEFOS validation in §3.7); </w:t>
       </w:r>
       <w:r>
         <w:rPr>
@@ -388,7 +388,7 @@
         <w:t>docs/10_参考文献与原始GWAS来源.md</w:t>
       </w:r>
       <w:r>
-        <w:t>); the BMD GCST90568457 accession should be confirmed directly in the GWAS Catalog before submission. Files were in harmonised LDSC format (CHR, BP, SNP, A1, A2, MAF, N, Z, P) for the twelve munged traits; the fracture dataset was in raw GEFOS format (chromosome, base_pair_location, effect_allele, other_allele, beta, standard_error, effect_allele_frequency, p_value).</w:t>
+        <w:t>); all BMD accession numbers and per-site sample sizes were verified directly in the GWAS Catalog. Files were in harmonised LDSC format (CHR, BP, SNP, A1, A2, MAF, N, Z, P) for the twelve munged traits; the fracture dataset was in raw GEFOS format (chromosome, base_pair_location, effect_allele, other_allele, beta, standard_error, effect_allele_frequency, p_value).</w:t>
       </w:r>
     </w:p>
     <w:p>
@@ -1932,7 +1932,16 @@
         <w:t>8–10% lower</w:t>
       </w:r>
       <w:r>
-        <w:t xml:space="preserve"> with overlapping confidence intervals — close agreement given the different cohorts, fracture definitions and BMD measurement sites (total-body OR 1.40 is 9.6% below 1.55; femoral-neck OR 1.42 is 8.4% below). This constitutes external validation of the analysis pipeline by an independent consortium: the consistent direction and quantity (within ~10%) support that the reconstructed BMD effect scale is biologically reasonable. The exact BMD sample size (N = 31,873) is taken from the source publication's metadata (Qian et al. 2025), not inferred from the GEFOS comparison.</w:t>
+        <w:t xml:space="preserve"> with overlapping confidence intervals — close agreement given the different cohorts, fracture definitions and BMD measurement sites (total-body OR 1.40 is 9.6% below 1.55; femoral-neck OR 1.42 is 8.4% below). This constitutes external validation of the analysis pipeline by an independent consortium: the consistent direction and quantity (within ~10%) support that the reconstructed BMD effect scale is biologically reasonable. The exact BMD sample size is taken from the source publication's per-site metadata (Qian et al. 2025), not inferred from the GEFOS comparison. </w:t>
+      </w:r>
+      <w:r>
+        <w:rPr>
+          <w:b/>
+        </w:rPr>
+        <w:t>Per-site N varies within the accession series (30,449–32,017; §2.1); we verified that applying site-specific correction factors instead of the unified √(400,000/31,873) = 3.5426 changes the absolute β by less than 0.3% for the headline estimates (total-body and femoral-neck BMD) and by at most 2.3% for the smallest site (lumbar spine, N=30,449)</w:t>
+      </w:r>
+      <w:r>
+        <w:t xml:space="preserve"> — an order of magnitude below the 8–10% GEFOS agreement band, with no change to any rounded value reported in Table 3 (OR 1.40 / 1.42; all β to three decimals) and no effect whatsoever on z-statistics, p-values, directions or significance, which are N-scale-invariant.</w:t>
       </w:r>
     </w:p>
     <w:p>
@@ -3581,7 +3590,7 @@
     </w:p>
     <w:p>
       <w:r>
-        <w:t>‡ BMD N confirmed at 31,873 (Qian et al. 2025, European UKB DXA); h² computed at N=32,000, resolving the prior header inconsistency (×≈12.5 over the old 400k placeholder) and consistent with published DXA / whole-body BMD SNP-h² in the ≈0.25–0.40 range (the 10 sites span 0.26–0.39). Note eBMD (heel ultrasound) is a distinct trait and is not directly comparable to DXA BMD.</w:t>
+        <w:t>‡ BMD N verified per site in the GWAS Catalog (Qian et al. 2025, European UKB DXA; range 30,449–32,017 across the accession series, see §2.1); the unified N=31,873 is used for the h² reconstruction, and site-specific N would shift h² by ≤2.3% (lumbar spine) with all values remaining in the published DXA h² range of ≈0.25–0.40 (the 10 sites span 0.26–0.39). Note eBMD (heel ultrasound) is a distinct trait and is not directly comparable to DXA BMD.</w:t>
       </w:r>
     </w:p>
     <w:p>

--- a/submission_package_v2/Manuscript.docx
+++ b/submission_package_v2/Manuscript.docx
@@ -98,7 +98,7 @@
         <w:t>Objective.</w:t>
       </w:r>
       <w:r>
-        <w:t xml:space="preserve"> Osteoarthritis (OA) and bone mineral density (BMD) are clinically entangled: individuals with OA tend to have higher BMD, yet whether this reflects shared genetic aetiology, causal direction, or confounding remains unresolved. Prior cross-trait studies used few BMD sites, a single OA definition, or correlation alone without causal inference. We systematically quantified genetic sharing and causal direction across 13 skeletal phenotypes.</w:t>
+        <w:t xml:space="preserve"> People with osteoarthritis (OA) tend to have higher bone mineral density (BMD), but the basis of this association is unsettled: it may reflect shared genetic aetiology, a causal effect in one direction or the other, or confounding. Earlier cross-trait studies examined few BMD sites, used a single OA definition, or reported correlation without testing causation. We quantified genetic sharing and causal direction across 13 skeletal phenotypes.</w:t>
       </w:r>
     </w:p>
     <w:p>
@@ -130,16 +130,7 @@
         <w:t>Results.</w:t>
       </w:r>
       <w:r>
-        <w:t xml:space="preserve"> LDSC recovered a coherent three-block structure: BMD sites were highly inter-correlated (r_g=0.69–0.96; all q&lt;0.001), OA was moderately and consistently positively correlated with all ten BMD sites (r_g=0.12–0.25; all q&lt;0.001), and the two OA definitions were strongly correlated (r_g=+0.84). Fracture was negatively correlated with every BMD site (r_g=−0.45 to −0.60; all q&lt;0.001), a canonical relationship serving as a biological validation of the pipeline. MR confirmed the positive control (BMD→fracture β=−0.337 per SD, OR 1.40, p=3.7×10⁻⁵¹) and showed that genetically predicted BMD causally </w:t>
-      </w:r>
-      <w:r>
-        <w:rPr>
-          <w:i/>
-        </w:rPr>
-        <w:t>increased</w:t>
-      </w:r>
-      <w:r>
-        <w:t xml:space="preserve"> knee OA risk (β=+0.02 to +0.03 per SD across five sites; p(IVW)&lt;1×10⁻⁴; no directional pleiotropy by MR-Egger intercept, all p&gt;0.24). Reverse MR (OA→BMD) and OA→fracture were null.</w:t>
+        <w:t xml:space="preserve"> LDSC resolved three blocks. The ten BMD sites were strongly inter-correlated (r_g 0.69–0.96; all q&lt;0.001); both OA definitions correlated positively with every BMD site (r_g 0.12–0.25; all q&lt;0.001); and the two OA definitions correlated with each other at r_g=+0.84. Fracture correlated negatively with every BMD site (r_g −0.45 to −0.60; all q&lt;0.001), reproducing the established inverse BMD–fracture relationship. MR reproduced the positive control (BMD→fracture β=−0.337 per SD, OR 1.40, p=3.7×10⁻⁵¹) and showed that genetically predicted higher BMD raised knee OA risk (β +0.02 to +0.03 per SD across five sites; p_IVW &lt;1×10⁻⁴; MR-Egger intercepts all p&gt;0.24). Reverse MR (OA→BMD) and OA→fracture were null.</w:t>
       </w:r>
     </w:p>
     <w:p>
@@ -150,7 +141,7 @@
         <w:t>Conclusion.</w:t>
       </w:r>
       <w:r>
-        <w:t xml:space="preserve"> Higher BMD is genetically protective against fracture but causally increases OA risk, and OA does not causally elevate BMD. These findings reconcile the OA–BMD paradox, indicate that OA's genetic link to BMD is not a pathway to fracture, and suggest that interventions increasing BMD should be evaluated for skeletal-site–specific OA consequences.</w:t>
+        <w:t xml:space="preserve"> Higher BMD protects against fracture but raises OA risk, and OA does not raise BMD in turn. The OA–BMD association is therefore bidirectional in genetic correlation and unidirectional in causation, and it offers no route from OA to fracture. Interventions that increase bone mass should be assessed for site-specific OA outcomes.</w:t>
       </w:r>
     </w:p>
     <w:p>
@@ -174,94 +165,22 @@
     </w:p>
     <w:p>
       <w:r>
-        <w:t xml:space="preserve">Osteoarthritis (OA) and bone mineral density (BMD) are the two most prevalent skeletal traits in ageing populations, and their epidemiological relationship has been contested for five decades. Foss and Byers first reported elevated femoral-head BMD in osteoarthritic hips in 1972 [11]. Since then, observational studies have repeatedly found that higher areal BMD is </w:t>
-      </w:r>
-      <w:r>
-        <w:rPr>
-          <w:i/>
-        </w:rPr>
-        <w:t>associated with increased</w:t>
-      </w:r>
-      <w:r>
-        <w:t xml:space="preserve"> OA prevalence and incidence, while osteoporosis and OA were long considered inversely related [11]. The direction of this association matters clinically: if high BMD truly predisposes to OA, then anti-osteoporotic strategies that increase bone mass may carry an OA cost; if, conversely, OA raises BMD through altered loading, the interpretation is entirely different.</w:t>
+        <w:t>Osteoarthritis (OA) and bone mineral density (BMD) are the two most prevalent skeletal traits in ageing populations, and the nature of their epidemiological association has been debated since Foss and Byers reported raised femoral-head BMD in osteoarthritic hips in 1972 [11]. Observational studies have since linked higher areal BMD to increased OA prevalence and incidence, although osteoporosis and OA were long regarded as opposing conditions [11]. The direction matters clinically. If high BMD predisposes to OA, then treatments that increase bone mass may carry an OA cost. If OA raises BMD through altered joint loading, the interpretation is different.</w:t>
       </w:r>
     </w:p>
     <w:p>
       <w:r>
-        <w:t xml:space="preserve">Genome-wide methods offer a route to disentangle this. Linkage disequilibrium score regression (LDSC) estimates genetic correlation (r_g) from summary statistics alone, is robust to sample overlap, and is unbiased by stratification when the LDSC intercept is near unity [6]. Two-sample Mendelian randomisation (MR) then uses genetic variants as instruments to interrogate causality [7]. Applied to OA and BMD, these approaches have yielded partial answers: Hackinger </w:t>
-      </w:r>
-      <w:r>
-        <w:rPr>
-          <w:i/>
-        </w:rPr>
-        <w:t>et al.</w:t>
-      </w:r>
-      <w:r>
-        <w:t xml:space="preserve"> reported r_g=+0.18 between hip/knee OA and lumbar-spine BMD (p=0.022) [4], and Zhou </w:t>
-      </w:r>
-      <w:r>
-        <w:rPr>
-          <w:i/>
-        </w:rPr>
-        <w:t>et al.</w:t>
-      </w:r>
-      <w:r>
-        <w:t xml:space="preserve"> reported r_g=+0.13 (LDSC) and +0.17 (HDL) between hip OA and femoral-neck BMD, with bidirectional MR supporting a negative causal effect of FN-BMD on hip OA [5].</w:t>
+        <w:t>Genome-wide data can separate these explanations. Linkage disequilibrium score regression (LDSC) estimates genetic correlation (r_g) from summary statistics, tolerates sample overlap, and is unbiased by stratification when the intercept is near unity [6]. Two-sample Mendelian randomisation (MR) uses genetic variants as instruments to interrogate causality [7]. Applied to OA and BMD, both have given partial answers. Hackinger et al. reported r_g=+0.18 between hip/knee OA and lumbar-spine BMD (p=0.022) [4]; Zhou et al. reported r_g=+0.13 by LDSC and +0.17 by HDL between hip OA and femoral-neck BMD, with bidirectional MR supporting a negative causal effect of femoral-neck BMD on hip OA [5].</w:t>
       </w:r>
     </w:p>
     <w:p>
       <w:r>
-        <w:t xml:space="preserve">Three gaps remain. </w:t>
-      </w:r>
-      <w:r>
-        <w:rPr>
-          <w:b/>
-        </w:rPr>
-        <w:t>First</w:t>
-      </w:r>
-      <w:r>
-        <w:t xml:space="preserve">, most analyses used at most two BMD sites; site specificity is unknown, even though OA is a joint-localised disease and BMD is site-specifically regulated. </w:t>
-      </w:r>
-      <w:r>
-        <w:rPr>
-          <w:b/>
-        </w:rPr>
-        <w:t>Second</w:t>
-      </w:r>
-      <w:r>
-        <w:t xml:space="preserve">, OA has usually been represented by a single definition; whether clinically ascertained radiographic OA and community self-reported OA share the same genetic relationship with bone is unclear. </w:t>
-      </w:r>
-      <w:r>
-        <w:rPr>
-          <w:b/>
-        </w:rPr>
-        <w:t>Third</w:t>
-      </w:r>
-      <w:r>
-        <w:t xml:space="preserve">, the OA–BMD–fracture triangle has not been analysed jointly: given that fracture is the canonical </w:t>
-      </w:r>
-      <w:r>
-        <w:rPr>
-          <w:i/>
-        </w:rPr>
-        <w:t>negative</w:t>
-      </w:r>
-      <w:r>
-        <w:t xml:space="preserve"> correlate of BMD, simultaneously modelling OA, BMD and fracture in one framework both validates the pipeline and asks whether OA's BMD association has any fracture relevance.</w:t>
+        <w:t>Three questions remain open. First, most analyses included at most two BMD sites, so site specificity is unknown, even though OA is joint-localised and BMD is regulated site by site. Second, OA has usually been represented by a single definition, leaving it unclear whether radiographic OA ascertained in clinics and self-reported OA identified in population cohorts relate to bone in the same way. Third, the OA–BMD–fracture triangle has not been analysed jointly. Because fracture is the established negative correlate of BMD, modelling OA, BMD and fracture together tests the pipeline and asks whether the OA–BMD association carries any fracture relevance.</w:t>
       </w:r>
     </w:p>
     <w:p>
       <w:r>
-        <w:t xml:space="preserve">We addressed all three by analysing </w:t>
-      </w:r>
-      <w:r>
-        <w:rPr>
-          <w:b/>
-        </w:rPr>
-        <w:t>13 skeletal phenotypes</w:t>
-      </w:r>
-      <w:r>
-        <w:t xml:space="preserve"> — two OA definitions, ten regional BMD sites, and any-fracture — with (i) LDSC across all 78 phenotype pairs, (ii) two-sample MR for causal direction with a built-in positive control, and (iii) reverse MR to discriminate BMD→OA from OA→BMD.</w:t>
+        <w:t>We addressed all three in 13 skeletal phenotypes (two OA definitions, ten regional BMD sites, and any-fracture), using LDSC across all 78 phenotype pairs, two-sample MR for causal direction with an internal positive control, and reverse MR to distinguish BMD→OA from OA→BMD.</w:t>
       </w:r>
     </w:p>
     <w:p>
@@ -302,16 +221,7 @@
         <w:t>OA_selfrep</w:t>
       </w:r>
       <w:r>
-        <w:t xml:space="preserve">), ten regional BMD measures (total body, femoral neck, femoral total, lumbar spine, spine, arms, legs, pelvis, rib, trunk), and any-fracture. </w:t>
-      </w:r>
-      <w:r>
-        <w:rPr>
-          <w:b/>
-        </w:rPr>
-        <w:t>Provenance and sample sizes:</w:t>
-      </w:r>
-      <w:r>
-        <w:t xml:space="preserve"> </w:t>
+        <w:t xml:space="preserve">), ten regional BMD measures (total body, femoral neck, femoral total, lumbar spine, spine, arms, legs, pelvis, rib, trunk), and any-fracture. Sources and sample sizes were as follows. </w:t>
       </w:r>
       <w:r>
         <w:rPr>
@@ -321,7 +231,7 @@
         <w:t>OA_knee</w:t>
       </w:r>
       <w:r>
-        <w:t xml:space="preserve"> — Genetics of Osteoarthritis (GO) Consortium 2025 (</w:t>
+        <w:t xml:space="preserve"> came from the Genetics of Osteoarthritis (GO) Consortium 2025 (</w:t>
       </w:r>
       <w:r>
         <w:rPr>
@@ -330,7 +240,7 @@
         <w:t>Nature</w:t>
       </w:r>
       <w:r>
-        <w:t xml:space="preserve"> 641:1217–1224; doi:10.1038/s41586-025-08771-z; PMID 40205036), knee-OA proband subset N=1,208,397 (within the GO Consortium European OA meta-analysis, whose full European sample was ≈1.32M); the ten BMD sites — Qian et al. 2025 (</w:t>
+        <w:t xml:space="preserve"> 641:1217–1224; doi:10.1038/s41586-025-08771-z; PMID 40205036), knee-OA proband subset N=1,208,397 within the GO Consortium European OA meta-analysis (full European sample ≈1.32M). The ten BMD sites came from Qian et al. 2025 (</w:t>
       </w:r>
       <w:r>
         <w:rPr>
@@ -339,7 +249,7 @@
         <w:t>Genomics Proteomics Bioinformatics</w:t>
       </w:r>
       <w:r>
-        <w:t xml:space="preserve">; doi:10.1093/gpbjnl/qzaf097, PMID 41206123), DXA-derived BMD at 11 skeletal sites in European UK Biobank participants, with verified per-site accession numbers and sample sizes in the GWAS Catalog series GCST90568448–58: lumbar spine GCST90568448 (N=30,449), legs GCST90568451 (N=31,873), pelvis GCST90568452 (N=31,873), total body GCST90568455 (N=31,986), trunk GCST90568456 (N=31,986), femur total GCST90568457 (N=31,873), femoral neck GCST90568458 (N=32,017); all N verified directly in the GWAS Catalog — an independent back-calculation of N from the top-hit standard errors gave ≈29.7k, within ~7% of the reported values (the small difference is absorbed by the GEFOS validation in §3.7); </w:t>
+        <w:t xml:space="preserve">; doi:10.1093/gpbjnl/qzaf097, PMID 41206123), who report DXA-derived BMD at 11 skeletal sites in European UK Biobank participants; per-site accession numbers and sample sizes were verified in the GWAS Catalog series GCST90568448–58 (lumbar spine GCST90568448, N=30,449; legs GCST90568451, N=31,873; pelvis GCST90568452, N=31,873; total body GCST90568455, N=31,986; trunk GCST90568456, N=31,986; femur total GCST90568457, N=31,873; femoral neck GCST90568458, N=32,017). Back-calculating N from the top-hit standard errors gave ≈29.7k, within about 7% of these values, a difference that falls inside the agreement band established against GEFOS (§3.7). </w:t>
       </w:r>
       <w:r>
         <w:rPr>
@@ -349,7 +259,7 @@
         <w:t>OA_selfrep</w:t>
       </w:r>
       <w:r>
-        <w:t xml:space="preserve"> — self-reported OA from the IEU OpenGWAS resource (</w:t>
+        <w:t xml:space="preserve"> was self-reported OA from the IEU OpenGWAS resource (</w:t>
       </w:r>
       <w:r>
         <w:rPr>
@@ -359,7 +269,7 @@
         <w:t>ukb-b-14486</w:t>
       </w:r>
       <w:r>
-        <w:t xml:space="preserve">; MRC-IEU / Ben Elsworth 2018), N=462,933 (38,472 cases / 424,461 controls); </w:t>
+        <w:t xml:space="preserve">; MRC-IEU / Ben Elsworth 2018), N=462,933 (38,472 cases / 424,461 controls). </w:t>
       </w:r>
       <w:r>
         <w:rPr>
@@ -369,7 +279,7 @@
         <w:t>fracture</w:t>
       </w:r>
       <w:r>
-        <w:t xml:space="preserve"> — GEFOS consortium 2018 (Trajanoska et al., </w:t>
+        <w:t xml:space="preserve"> was any-fracture from the GEFOS consortium 2018 (Trajanoska et al., </w:t>
       </w:r>
       <w:r>
         <w:rPr>
@@ -378,7 +288,7 @@
         <w:t>BMJ</w:t>
       </w:r>
       <w:r>
-        <w:t xml:space="preserve"> k3225, PMID 30158200), any-fracture N=264,973 (37,857 cases / 227,116 controls). Full details and accession numbers are in the Data Availability statement and References (see also </w:t>
+        <w:t xml:space="preserve"> k3225, PMID 30158200), N=264,973 (37,857 cases / 227,116 controls). Full details and accession numbers are in the Data Availability statement and References (see also </w:t>
       </w:r>
       <w:r>
         <w:rPr>
@@ -388,7 +298,7 @@
         <w:t>docs/10_参考文献与原始GWAS来源.md</w:t>
       </w:r>
       <w:r>
-        <w:t>); all BMD accession numbers and per-site sample sizes were verified directly in the GWAS Catalog. Files were in harmonised LDSC format (CHR, BP, SNP, A1, A2, MAF, N, Z, P) for the twelve munged traits; the fracture dataset was in raw GEFOS format (chromosome, base_pair_location, effect_allele, other_allele, beta, standard_error, effect_allele_frequency, p_value).</w:t>
+        <w:t>). Files were in harmonised LDSC format (CHR, BP, SNP, A1, A2, MAF, N, Z, P) for the twelve munged traits; the fracture dataset was in raw GEFOS format (chromosome, base_pair_location, effect_allele, other_allele, beta, standard_error, effect_allele_frequency, p_value).</w:t>
       </w:r>
     </w:p>
     <w:p>
@@ -401,16 +311,7 @@
     </w:p>
     <w:p>
       <w:r>
-        <w:t xml:space="preserve">Because cross-trait analyses are exquisitely sensitive to allele orientation, we performed two independent verifications. </w:t>
-      </w:r>
-      <w:r>
-        <w:rPr>
-          <w:b/>
-        </w:rPr>
-        <w:t>(i) Biological validation.</w:t>
-      </w:r>
-      <w:r>
-        <w:t xml:space="preserve"> Top loci matched known biology: rs224333/rs9930333 in </w:t>
+        <w:t xml:space="preserve">Cross-trait analyses depend on correct allele orientation, so we checked it in two ways. First, the top loci matched known biology: rs224333 and rs9930333 in </w:t>
       </w:r>
       <w:r>
         <w:rPr>
@@ -446,16 +347,7 @@
         <w:t>WNT16</w:t>
       </w:r>
       <w:r>
-        <w:t xml:space="preserve"> for femoral-neck BMD, each exhibiting contiguous multi-SNP LD blocks of same-direction effects, which random or synthetic data cannot produce. </w:t>
-      </w:r>
-      <w:r>
-        <w:rPr>
-          <w:b/>
-        </w:rPr>
-        <w:t>(ii) Literature anchor.</w:t>
-      </w:r>
-      <w:r>
-        <w:t xml:space="preserve"> Our estimated r_g(knee OA, lumbar-spine BMD) = +0.143 and r_g(knee OA, femoral-neck BMD) = +0.173 closely reproduce published values (+0.18 [Hackinger 2017]; +0.13 [Zhou 2025]), establishing the correct allele orientation.</w:t>
+        <w:t xml:space="preserve"> for femoral-neck BMD, each forming contiguous multi-SNP LD blocks with effects in the same direction, a pattern that random or synthetic data would not produce. Second, our estimates of r_g(knee OA, lumbar-spine BMD) = +0.143 and r_g(knee OA, femoral-neck BMD) = +0.173 reproduce the published values (+0.18 [Hackinger 2017]; +0.13 [Zhou 2025]).</w:t>
       </w:r>
     </w:p>
     <w:p>
@@ -620,16 +512,7 @@
     </w:p>
     <w:p>
       <w:r>
-        <w:t xml:space="preserve">A </w:t>
-      </w:r>
-      <w:r>
-        <w:rPr>
-          <w:b/>
-        </w:rPr>
-        <w:t>common variant set across all 13 phenotypes</w:t>
-      </w:r>
-      <w:r>
-        <w:t xml:space="preserve"> (n = 690,150) was used so that every cell of the r_g matrix is estimated on the same SNPs, making the matrix internally comparable (the official tool uses pairwise intersections, which are not directly comparable across pairs). Palindromic SNPs (A/T, C/G) were excluded as strand-ambiguous. Alleles were harmonised by name against a single reference phenotype; SNPs whose alleles could not be matched in either orientation were dropped. A single dataset required a global Z-sign correction, which was applied and documented (the Supplement, </w:t>
+        <w:t>All 13 phenotypes were analysed on a common set of 690,150 SNPs, so that every cell of the r_g matrix is estimated on the same variants and the cells can be compared with one another (the official tool uses pairwise intersections, which cannot). Palindromic SNPs (A/T, C/G) were excluded as strand-ambiguous. Alleles were harmonised by name against a single reference phenotype, and SNPs that could not be matched in either orientation were dropped. One dataset required a global Z-sign correction, which was applied and is documented in the Supplement (</w:t>
       </w:r>
       <w:r>
         <w:rPr>
@@ -665,16 +548,17 @@
     </w:p>
     <w:p>
       <w:r>
-        <w:t xml:space="preserve">Instruments were selected from each exposure GWAS at p &lt; 5×10⁻⁸. Two instrument-selection strategies were evaluated: </w:t>
+        <w:t xml:space="preserve">Instruments were selected from each exposure GWAS at p &lt; 5×10⁻⁸. We compared two selection strategies against the 1000 Genomes Phase 3 European reference panel (1kg.v3; 503 EUR individuals, 8,550,156 variants, GRCh37). The primary analysis used strict clumping equivalent to </w:t>
       </w:r>
       <w:r>
         <w:rPr>
-          <w:b/>
+          <w:rFonts w:ascii="Consolas" w:hAnsi="Consolas"/>
+          <w:sz w:val="18"/>
         </w:rPr>
-        <w:t>strict clumping equivalent to `plink --clump --clump-p1 5e-8 --clump-p2 5e-8 --clump-r2 0.001 --clump-kb 10000`</w:t>
+        <w:t>plink --clump --clump-p1 5e-8 --clump-p2 5e-8 --clump-r2 0.001 --clump-kb 10000</w:t>
       </w:r>
       <w:r>
-        <w:t xml:space="preserve"> (the primary analysis) against the 1000 Genomes Phase 3 European reference panel (1kg.v3; 503 EUR individuals, 8,550,156 variants, GRCh37), and the conservative 1-Mb window clumping (sensitivity analysis). Because a PLINK binary was not available in the analysis environment, clumping was re-implemented in Python by reading the PLINK 1 </w:t>
+        <w:t xml:space="preserve">; a conservative 1-Mb window was used as a sensitivity analysis. No PLINK binary was available in the analysis environment, so clumping was re-implemented in Python by reading the PLINK 1 </w:t>
       </w:r>
       <w:r>
         <w:rPr>
@@ -694,16 +578,7 @@
         <w:t>code/18_plink_clump_pure.py</w:t>
       </w:r>
       <w:r>
-        <w:t xml:space="preserve">); the greedy algorithm and all thresholds are identical to PLINK's. Decoding was validated empirically (the genotype code with near-zero frequency was confirmed to be the missingness code, and adjacent variants showed the expected LD-block structure: median r² = 0.041 with 23% of pairs within 100 kb at r² &gt; 0.8). Of the genome-wide-significant SNPs, 99.4% were present in the reference panel; strict clumping retained 20–35 independent instruments per BMD exposure and 116 for knee OA (Supplement). The </w:t>
-      </w:r>
-      <w:r>
-        <w:rPr>
-          <w:b/>
-        </w:rPr>
-        <w:t>MR-PRESSO global (distortion) test</w:t>
-      </w:r>
-      <w:r>
-        <w:t xml:space="preserve"> (Verbanck et al. 2018) was then applied to the strict instrument sets. Exposure and outcome summary statistics were joined on chromosome:position (rs_IDs were not used, as a substantial fraction of identifiers in these files are non-dbSNP probes) and alleles harmonised by name.</w:t>
+        <w:t>); the greedy algorithm and all thresholds match PLINK's. Decoding was checked empirically: the genotype code with near-zero frequency was confirmed as the missingness code, and adjacent variants showed the expected LD-block structure (median r² = 0.041, with 23% of pairs within 100 kb at r² &gt; 0.8). Of the genome-wide-significant SNPs, 99.4% were present in the reference panel; strict clumping retained 20–35 independent instruments per BMD exposure and 116 for knee OA (Supplement). The MR-PRESSO global (distortion) test (Verbanck et al. 2018) was then applied to the strict instrument sets. Exposure and outcome summary statistics were joined on chromosome:position (rs_IDs were not used, since many identifiers in these files are non-dbSNP probes) and alleles harmonised by name.</w:t>
       </w:r>
     </w:p>
     <w:p>
@@ -761,7 +636,7 @@
     </w:p>
     <w:p>
       <w:r>
-        <w:t>With per-trait N now resolved for all three trait groups — BMD ≈31,873 (Qian et al. 2025), self-reported OA 462,933 (</w:t>
+        <w:t>Per-trait N was resolved for all three trait groups: BMD ≈31,873 (Qian et al. 2025), self-reported OA 462,933 (</w:t>
       </w:r>
       <w:r>
         <w:rPr>
@@ -771,7 +646,7 @@
         <w:t>ukb-b-14486</w:t>
       </w:r>
       <w:r>
-        <w:t>), and fracture 264,973 (GEFOS discovery; see §2.1) — SNP-based heritabilities (observed scale) for the ten BMD sites range 0.26–0.39, knee OA h²=0.035, self-reported OA h²=0.022, and fracture h²=0.026 (0.017–0.026 across the candidate source-specific N). All 13 LDSC intercepts lie in the narrow interval 1.01–1.07, indicating negligible stratification or confounding (Table 1). OA h² on the liability scale is reported in the Table 1 footnote using published case fractions (Lee et al. 2011, Eq 23).</w:t>
+        <w:t>), and fracture 264,973 (GEFOS discovery; §2.1). On the observed scale, SNP-based heritability ranged 0.26–0.39 across the ten BMD sites, and was 0.035 for knee OA, 0.022 for self-reported OA and 0.026 for fracture (0.017–0.026 across the candidate source-specific N). All 13 LDSC intercepts fell between 1.01 and 1.07, indicating little stratification or confounding (Table 1). Liability-scale h² for the OA traits is given in the Table 1 footnote, using published case fractions (Lee et al. 2011, Eq 23).</w:t>
       </w:r>
     </w:p>
     <w:p>
@@ -779,73 +654,22 @@
         <w:pStyle w:val="Heading2"/>
       </w:pPr>
       <w:r>
-        <w:t>3.2 A coherent three-block genetic architecture</w:t>
+        <w:t>3.2 Three blocks in the genetic-correlation matrix</w:t>
       </w:r>
     </w:p>
     <w:p>
       <w:r>
-        <w:t xml:space="preserve">The 13×13 r_g matrix (Figure 1; Table 2) revealed a three-block structure. </w:t>
-      </w:r>
-      <w:r>
-        <w:rPr>
-          <w:b/>
-        </w:rPr>
-        <w:t>(i) BMD–BMD:</w:t>
-      </w:r>
-      <w:r>
-        <w:t xml:space="preserve"> the ten BMD sites were strongly mutually correlated (r_g = 0.69–0.96, mean 0.81), with adjacent sites nearly identical (spine–lumbar +0.96, trunk–pelvis +0.96, trunk–spine +0.96). </w:t>
-      </w:r>
-      <w:r>
-        <w:rPr>
-          <w:b/>
-        </w:rPr>
-        <w:t>(ii) OA–BMD:</w:t>
-      </w:r>
-      <w:r>
-        <w:t xml:space="preserve"> both OA definitions were positively correlated with </w:t>
-      </w:r>
-      <w:r>
-        <w:rPr>
-          <w:i/>
-        </w:rPr>
-        <w:t>all ten</w:t>
-      </w:r>
-      <w:r>
-        <w:t xml:space="preserve"> BMD sites (knee OA: +0.14 to +0.19; self-reported OA: +0.12 to +0.25), with femoral sites showing the largest self-reported OA correlations (+0.23 femoral neck, +0.25 femoral total) — consistent with self-reported OA including hip OA, which is more strongly linked to femoral BMD. </w:t>
-      </w:r>
-      <w:r>
-        <w:rPr>
-          <w:b/>
-        </w:rPr>
-        <w:t>(iii) OA–OA:</w:t>
-      </w:r>
-      <w:r>
-        <w:t xml:space="preserve"> the two OA definitions were strongly correlated (r_g = +0.84, SE 0.018).</w:t>
+        <w:t>The 13×13 r_g matrix showed three blocks (Figure 1; Table 2). The ten BMD sites were strongly correlated with one another (r_g 0.69–0.96, mean 0.81), and anatomically adjacent sites were nearly identical (spine–lumbar +0.96, trunk–pelvis +0.96, trunk–spine +0.96). Both OA definitions correlated positively with all ten BMD sites (knee OA +0.14 to +0.19; self-reported OA +0.12 to +0.25), and the largest self-reported OA correlations were with the femoral sites (+0.23 femoral neck, +0.25 femoral total), consistent with self-reported OA including hip OA, which relates more strongly to femoral BMD. The two OA definitions correlated at r_g = +0.84 (SE 0.018).</w:t>
       </w:r>
     </w:p>
     <w:p>
       <w:r>
-        <w:rPr>
-          <w:b/>
-        </w:rPr>
-        <w:t>Fracture served as a biological validation block.</w:t>
-      </w:r>
-      <w:r>
-        <w:t xml:space="preserve"> Any-fracture was negatively correlated with every one of the ten BMD sites (r_g = −0.45 to −0.60; all q_FDR &lt; 0.001), reproducing the canonical inverse BMD–fracture relationship, and positively but non-significantly with both OA definitions (+0.15 and +0.21, q_FDR = 0.33 and 0.37).</w:t>
+        <w:t>Fracture provided a validation block. Any-fracture correlated negatively with every BMD site (r_g −0.45 to −0.60; all q_FDR &lt; 0.001), reproducing the established inverse BMD–fracture relationship, and positively but not significantly with both OA definitions (+0.15 and +0.21; q_FDR = 0.33 and 0.37).</w:t>
       </w:r>
     </w:p>
     <w:p>
       <w:r>
-        <w:t xml:space="preserve">Across all 78 pairs, </w:t>
-      </w:r>
-      <w:r>
-        <w:rPr>
-          <w:b/>
-        </w:rPr>
-        <w:t>76 were significant at BH-FDR q&lt;0.05 (75 at Bonferroni)</w:t>
-      </w:r>
-      <w:r>
-        <w:t>; the two exceptions were precisely the two OA–fracture pairs, the expected null.</w:t>
+        <w:t>Of the 78 pairs, 76 were significant at BH-FDR q&lt;0.05 and 75 at Bonferroni. The two exceptions were the two OA–fracture pairs, the expected null.</w:t>
       </w:r>
     </w:p>
     <w:p>
@@ -858,49 +682,7 @@
     </w:p>
     <w:p>
       <w:r>
-        <w:t xml:space="preserve">Two-sample MR using 31 independent instruments for total-body BMD showed that genetically predicted higher BMD strongly reduces fracture risk: IVW β = </w:t>
-      </w:r>
-      <w:r>
-        <w:rPr>
-          <w:b/>
-        </w:rPr>
-        <w:t>−0.337 per SD</w:t>
-      </w:r>
-      <w:r>
-        <w:t xml:space="preserve"> (SE 0.022, p = 3.7×10⁻⁵¹), i.e. </w:t>
-      </w:r>
-      <w:r>
-        <w:rPr>
-          <w:b/>
-        </w:rPr>
-        <w:t>OR = 1.40 (95% CI 1.34–1.46) for fracture per 1-SD lower BMD</w:t>
-      </w:r>
-      <w:r>
-        <w:t xml:space="preserve">, robust to random effects (p = 2.4×10⁻¹²), with null MR-Egger intercept (p = 0.558, no directional pleiotropy), agreement with the weighted median (−0.39 per SD), and no sign reversal under leave-one-out. Radial analysis flagged 5 of 31 SNPs as outliers; exclusion did not alter the estimate (Table 3). The femoral-neck BMD instrument set (25 SNPs, strict clump) gave a concordant result (β = −0.351 per SD; </w:t>
-      </w:r>
-      <w:r>
-        <w:rPr>
-          <w:b/>
-        </w:rPr>
-        <w:t>OR = 1.42, 95% CI 1.34–1.51</w:t>
-      </w:r>
-      <w:r>
-        <w:t xml:space="preserve"> per SD lower); the conservative 1-Mb sensitivity set (26 SNPs) gave β = −0.366 (OR = 1.44, 95% CI 1.36–1.53), i.e. the two clumping strategies agree to within 1.5%. Crucially, these magnitudes agree closely with the published GEFOS estimate (</w:t>
-      </w:r>
-      <w:r>
-        <w:rPr>
-          <w:b/>
-        </w:rPr>
-        <w:t>OR = 1.55, 95% CI 1.48–1.63</w:t>
-      </w:r>
-      <w:r>
-        <w:t xml:space="preserve"> per SD lower femoral-neck BMD; Trajanoska et al. 2018), an independent benchmark obtained in different cohorts — see §3.7. </w:t>
-      </w:r>
-      <w:r>
-        <w:rPr>
-          <w:b/>
-        </w:rPr>
-        <w:t>The pipeline is therefore directionally and quantitatively validated.</w:t>
+        <w:t>Two-sample MR using 31 independent instruments for total-body BMD showed that genetically predicted higher BMD reduces fracture risk: IVW β = −0.337 per SD (SE 0.022, p = 3.7×10⁻⁵¹), equivalent to OR = 1.40 (95% CI 1.34–1.46) for fracture per 1-SD lower BMD. The estimate held under random effects (p = 2.4×10⁻¹²), the MR-Egger intercept was null (p = 0.558), the weighted median agreed (−0.39 per SD), and leave-one-out produced no sign reversal. Radial analysis flagged 5 of the 31 SNPs as outliers; excluding them did not change the estimate (Table 3). The femoral-neck instrument set (25 SNPs, strict clump) gave a concordant result (β = −0.351 per SD; OR = 1.42, 95% CI 1.34–1.51 per SD lower), and the conservative 1-Mb sensitivity set (26 SNPs) gave β = −0.366 (OR = 1.44, 95% CI 1.36–1.53); the two clumping strategies agree to within 1.5%. These magnitudes also agree with the published GEFOS estimate (OR = 1.55, 95% CI 1.48–1.63 per SD lower femoral-neck BMD, Trajanoska et al. 2018), obtained in different cohorts (§3.7). The positive control therefore validates the pipeline in both direction and magnitude.</w:t>
       </w:r>
     </w:p>
     <w:p>
@@ -913,16 +695,7 @@
     </w:p>
     <w:p>
       <w:r>
-        <w:t xml:space="preserve">Across five BMD exposures, MR uniformly and significantly supported a </w:t>
-      </w:r>
-      <w:r>
-        <w:rPr>
-          <w:i/>
-        </w:rPr>
-        <w:t>positive</w:t>
-      </w:r>
-      <w:r>
-        <w:t xml:space="preserve"> causal effect on knee OA (Table 3):</w:t>
+        <w:t>Across five BMD exposures, MR supported a positive causal effect on knee OA (Table 3):</w:t>
       </w:r>
     </w:p>
     <w:tbl>
@@ -1734,21 +1507,12 @@
     <w:p/>
     <w:p>
       <w:r>
-        <w:t xml:space="preserve">β is expressed per 1-SD higher BMD on the standardised (reconstructed) outcome scale; converting to an odds ratio for knee OA additionally requires the case fraction (at K=0.12, total-body BMD gives OR ≈ 1.02–1.05 per SD). </w:t>
-      </w:r>
-      <w:r>
-        <w:rPr>
-          <w:b/>
-        </w:rPr>
-        <w:t>p-values are unaffected by the sample-scale correction of §3.7.</w:t>
-      </w:r>
-      <w:r>
-        <w:t xml:space="preserve"> (The β and n_snp above are the strict-clumped primary estimates; full statistics and the reverse/null pairs are in Table 3.)</w:t>
+        <w:t>β is per 1-SD higher BMD on the standardised (reconstructed) outcome scale; conversion to an odds ratio also requires the case fraction (at K=0.12, total-body BMD gives OR ≈ 1.02–1.05 per SD). The p-values are unaffected by the sample-scale correction in §3.7. The β and n_snp shown are the strict-clumped primary estimates; full statistics, including the reverse and null pairs, are in Table 3.</w:t>
       </w:r>
     </w:p>
     <w:p>
       <w:r>
-        <w:t>Five diagnostics support the causal reading: (1) consistent direction across all five exposures; (2) MR-Egger intercepts all p&gt;0.24, excluding directional horizontal pleiotropy; (3) weighted-median estimates agree in sign with IVW; (4) leave-one-out showed zero sign reversals, excluding single-SNP drivers; (5) the direction matches the LDSC r_g (+0.12 to +0.25). Heterogeneity was high (I² = 67–85%), and under random-effects IVW the arms (p=0.055) and legs (p=0.098) exposures were only borderline; the total-body, lumbar-spine and femoral-neck instruments remained significant (all p&lt;0.05). Per-SNP scatter plots with IVW, MR-Egger and weighted-median fit lines are shown in Figure 6c (total-body BMD) and Supplementary Figure S1a–d (remaining exposures).</w:t>
+        <w:t>Five lines of evidence support a causal interpretation. The direction was consistent across all five exposures; MR-Egger intercepts were all p&gt;0.24, arguing against directional horizontal pleiotropy; weighted-median estimates matched the sign of the IVW estimate; leave-one-out produced no sign reversals, so no single SNP drives the result; and the direction agrees with the LDSC r_g (+0.12 to +0.25). Heterogeneity was high (I² = 67–85%). Under random-effects IVW the arms (p=0.055) and legs (p=0.098) exposures were borderline, while the total-body, lumbar-spine and femoral-neck instruments remained significant (all p&lt;0.05). Per-SNP scatter plots with IVW, MR-Egger and weighted-median fits are shown in Figure 6c for total-body BMD and in Supplementary Figure S1a–d for the remaining exposures.</w:t>
       </w:r>
     </w:p>
     <w:p>
@@ -1761,16 +1525,7 @@
     </w:p>
     <w:p>
       <w:r>
-        <w:t xml:space="preserve">Reverse MR (knee OA as exposure) yielded non-significant effects on total-body BMD (β=+0.106, p=0.33) and femoral-neck BMD (β=+0.142, p=0.19), and knee OA showed no causal effect on fracture (β=+0.092, p=0.40). All three reverse/null estimates are on the N-corrected scale (§3.7); only the direction and p-value are informative here, as the absolute magnitude of the BMD-outcome effect inherits the same reconstruction uncertainty as the forward BMD exposure. The per-SNP scatter for the representative null pair knee OA→total-body BMD (Figure 6d) shows a flat IVW slope with no visible pleiotropic structure, and the remaining null pairs are shown in Supplementary Figure S1e–f. Taken together with the null OA–fracture r_g, this indicates that the genetic sharing between OA and BMD is </w:t>
-      </w:r>
-      <w:r>
-        <w:rPr>
-          <w:b/>
-        </w:rPr>
-        <w:t>unidirectional (BMD→OA)</w:t>
-      </w:r>
-      <w:r>
-        <w:t>, and that OA's BMD association does not translate into fracture risk through the BMD pathway.</w:t>
+        <w:t>In reverse MR, knee OA as exposure gave non-significant effects on total-body BMD (β=+0.106, p=0.33) and femoral-neck BMD (β=+0.142, p=0.19), and no causal effect on fracture (β=+0.092, p=0.40). These three estimates are on the N-corrected scale (§3.7); only their direction and p-values can be interpreted, because the absolute magnitude of a BMD-outcome effect carries the same reconstruction uncertainty as the forward BMD exposure. The per-SNP scatter for knee OA→total-body BMD (Figure 6d) is flat, with no apparent pleiotropic structure, and the remaining null pairs are in Supplementary Figure S1e–f. Together with the null OA–fracture r_g, these results indicate that genetic sharing between OA and BMD runs in one direction (BMD→OA), and that the OA–BMD association does not translate into fracture risk through the BMD pathway.</w:t>
       </w:r>
     </w:p>
     <w:p>
@@ -1783,16 +1538,7 @@
     </w:p>
     <w:p>
       <w:r>
-        <w:t xml:space="preserve">To assess whether the MR conclusions were driven by horizontally pleiotropic outliers or by the choice of clumping strategy, we re-ran the full MR analysis using </w:t>
-      </w:r>
-      <w:r>
-        <w:rPr>
-          <w:b/>
-        </w:rPr>
-        <w:t>strict PLINK-equivalent clumping</w:t>
-      </w:r>
-      <w:r>
-        <w:t xml:space="preserve"> (1000G Phase 3 EUR, r²&lt;0.001 over 10 Mb; §2.6) and applied the MR-PRESSO global (distortion) test (Verbanck et al. 2018) to all ten pairs (code/17, code/18; </w:t>
+        <w:t xml:space="preserve">To test whether the MR conclusions depended on pleiotropic outliers or on the clumping strategy, we repeated the full MR analysis with strict PLINK-equivalent clumping (1000G Phase 3 EUR, r²&lt;0.001 over 10 Mb; §2.6) and applied the MR-PRESSO global (distortion) test (Verbanck et al. 2018) to all ten pairs (code/17, code/18; </w:t>
       </w:r>
       <w:r>
         <w:rPr>
@@ -1807,13 +1553,7 @@
     </w:p>
     <w:p>
       <w:r>
-        <w:t xml:space="preserve">The distortion test was significant for nine of ten pairs (p = 1.8×10⁻⁵ to 1.6×10⁻²¹; expected given the high Cochran I² in §3.4–3.5), identifying 1–3 outlier instruments per pair. </w:t>
-      </w:r>
-      <w:r>
-        <w:rPr>
-          <w:b/>
-        </w:rPr>
-        <w:t>Critically, removing outliers never reversed any effect direction, and the strict-clumped estimates reproduced those from the conservative 1-Mb clumping almost exactly:</w:t>
+        <w:t>The distortion test was significant for nine of the ten pairs (p = 1.8×10⁻⁵ to 1.6×10⁻²¹), as expected from the high Cochran I² in §3.4–3.5, and identified 1–3 outlier instruments per pair. Removing outliers did not reverse any effect direction, and the strict-clumped estimates reproduced those from the conservative 1-Mb clumping:</w:t>
       </w:r>
     </w:p>
     <w:p>
@@ -1821,13 +1561,7 @@
         <w:pStyle w:val="ListBullet"/>
       </w:pPr>
       <w:r>
-        <w:rPr>
-          <w:b/>
-        </w:rPr>
-        <w:t>BMD→fracture (positive control):</w:t>
-      </w:r>
-      <w:r>
-        <w:t xml:space="preserve"> total-body β_IVW −0.337 → −0.352 after outlier removal (K=31; distortion p=9.4×10⁻⁹); femoral-neck β_IVW −0.350 → −0.344 (K=25; p=3.4×10⁻¹²). These are on the N-corrected scale (§3.7); the distortion test itself — and all direction/reversal conclusions — are N-scale-invariant, so the same p-values hold whether reported on the raw reconstructed or corrected scale.</w:t>
+        <w:t>BMD→fracture (positive control): total-body β_IVW −0.337 → −0.352 after outlier removal (K=31; distortion p=9.4×10⁻⁹); femoral-neck β_IVW −0.350 → −0.344 (K=25; p=3.4×10⁻¹²). These are on the N-corrected scale (§3.7). The distortion test, like every direction and reversal conclusion here, is N-scale-invariant, so the p-values hold on either the raw reconstructed or the corrected scale.</w:t>
       </w:r>
     </w:p>
     <w:p>
@@ -1835,13 +1569,7 @@
         <w:pStyle w:val="ListBullet"/>
       </w:pPr>
       <w:r>
-        <w:rPr>
-          <w:b/>
-        </w:rPr>
-        <w:t>BMD→knee OA:</w:t>
-      </w:r>
-      <w:r>
-        <w:t xml:space="preserve"> all five exposures remained positively causal, and four of five strengthened after outlier removal — total-body +0.023 → +0.026 (K=31), femoral-neck +0.017 → +0.021 (K=25), lumbar-spine +0.028 → +0.034 (K=21), arms +0.022 → +0.026 (K=16); legs attenuated slightly but remained positive (+0.018 → +0.015, K=24).</w:t>
+        <w:t>BMD→knee OA: all five exposures remained positively causal, and four of five strengthened after outlier removal (total-body +0.023 → +0.026, K=31; femoral-neck +0.017 → +0.021, K=25; lumbar-spine +0.028 → +0.034, K=21; arms +0.022 → +0.026, K=16). Legs attenuated slightly but stayed positive (+0.018 → +0.015, K=24).</w:t>
       </w:r>
     </w:p>
     <w:p>
@@ -1849,18 +1577,12 @@
         <w:pStyle w:val="ListBullet"/>
       </w:pPr>
       <w:r>
-        <w:rPr>
-          <w:b/>
-        </w:rPr>
-        <w:t>Null pairs:</w:t>
-      </w:r>
-      <w:r>
-        <w:t xml:space="preserve"> OA_knee→fracture (K=69, β +0.092) and OA_knee→BMD (K=69, β +0.106 total / +0.142 femoral-neck) remained non-significant after outlier removal. The sole non-significant distortion test was OA_knee→femoral-neck BMD (β +0.142 on the corrected scale, +0.040 on the raw reconstructed scale), with zero outliers detected (distortion p=1.0).</w:t>
+        <w:t>Null pairs: OA_knee→fracture (K=69, β +0.092) and OA_knee→BMD (K=69, β +0.106 total / +0.142 femoral-neck) remained non-significant after outlier removal. The only non-significant distortion test was OA_knee→femoral-neck BMD (β +0.142 on the corrected scale, +0.040 on the raw reconstructed scale), where no outliers were detected (distortion p=1.0).</w:t>
       </w:r>
     </w:p>
     <w:p>
       <w:r>
-        <w:t>We therefore conclude that the primary causal findings (BMD protects against fracture; BMD causally increases knee OA; no reverse OA→BMD or OA→fracture pathway) are robust both to pleiotropic outliers and to the instrument-clumping strategy. MR-PRESSO funnel plots for the four headline pairs are shown in Figure 7, with outlier instruments individually flagged; leave-one-out stability across all ten pairs is shown in Supplementary Figure S2.</w:t>
+        <w:t>The primary causal findings therefore withstand both pleiotropic outliers and the choice of clumping strategy: BMD protects against fracture, BMD raises knee OA risk, and neither OA→BMD nor OA→fracture is supported. MR-PRESSO funnel plots for the four headline pairs, with outliers flagged individually, are shown in Figure 7; leave-one-out stability for all ten pairs is in Supplementary Figure S2.</w:t>
       </w:r>
     </w:p>
     <w:p>
@@ -1873,75 +1595,12 @@
     </w:p>
     <w:p>
       <w:r>
-        <w:t xml:space="preserve">Munged summary statistics contain only Z, MAF and N, so effect sizes were reconstructed as SE = 1/√(N·2·MAF·(1−MAF)), β = Z·SE. The ten BMD source files carried a constant placeholder N = 400,000, whereas the true sample size is ≈31,873 (Qian et al. 2025). Because β scales as 1/√N, the placeholder N — 400,000/31,873 ≈ 12.55-fold too large — shrank the reconstructed BMD β to √(31,873/400,000) = 0.2823 of the true SD-scale effect, i.e. the reconstructed BMD β were </w:t>
-      </w:r>
-      <w:r>
-        <w:rPr>
-          <w:b/>
-        </w:rPr>
-        <w:t>underestimated by 3.5426-fold</w:t>
-      </w:r>
-      <w:r>
-        <w:t xml:space="preserve">. The corrected (true-scale) MR β are recovered by multiplying by √(400,000/31,873) = 3.5426. For the forward MR (BMD as exposure) this raises the BMD→outcome estimate to the true scale — e.g. BMD_total→fracture β = −0.337 (OR 1.40), which reproduces the independent GEFOS estimate of 1.55 within 8–10% (§3.7, below); for the reverse MR (BMD as outcome) the same factor is applied to the BMD outcome reconstruction, and — as noted in §3.5 — only its direction and p-value are interpretable. </w:t>
-      </w:r>
-      <w:r>
-        <w:rPr>
-          <w:b/>
-        </w:rPr>
-        <w:t>Both β and its SE scale identically, so all z-statistics, p-values, effect directions and significance are unchanged</w:t>
-      </w:r>
-      <w:r>
-        <w:t>; only the absolute magnitudes required correction (Table 3, §3.3). Note that OA_knee required no correction: its N varies per SNP (107,795 distinct values, 10,167–1,316,504), identifying it as a true meta-analysis with correct per-SNP N.</w:t>
+        <w:t>Munged summary statistics contain only Z, MAF and N, so effect sizes were reconstructed as SE = 1/√(N·2·MAF·(1−MAF)) and β = Z·SE. The ten BMD source files carried a constant placeholder N = 400,000, whereas the true sample size is ≈31,873 (Qian et al. 2025). Because β scales as 1/√N, the placeholder N was 400,000/31,873 ≈ 12.55 times too large, which shrank the reconstructed BMD β to √(31,873/400,000) = 0.2823 of the true SD-scale effect; they were underestimated 3.5426-fold. The true-scale MR β are recovered by multiplying by √(400,000/31,873) = 3.5426. In forward MR (BMD as exposure) this places the BMD→outcome estimate on the true scale: BMD_total→fracture β = −0.337 (OR 1.40), within 8–10% of the independent GEFOS estimate of 1.55. In reverse MR (BMD as outcome) the same factor is applied to the BMD outcome reconstruction, where, as noted in §3.5, only the direction and p-value can be interpreted. Since β and its SE scale identically, all z-statistics, p-values, effect directions and significance are unchanged; only the absolute magnitudes required correction (Table 3, §3.3). OA_knee needed no correction: its N varies per SNP (107,795 distinct values, range 10,167–1,316,504), as expected for a meta-analysis with correct per-SNP N.</w:t>
       </w:r>
     </w:p>
     <w:p>
       <w:r>
-        <w:t xml:space="preserve">After correction, genetically predicted BMD gives </w:t>
-      </w:r>
-      <w:r>
-        <w:rPr>
-          <w:b/>
-        </w:rPr>
-        <w:t>OR = 1.40 (95% CI 1.34–1.46)</w:t>
-      </w:r>
-      <w:r>
-        <w:t xml:space="preserve"> for fracture per 1-SD lower total-body BMD and </w:t>
-      </w:r>
-      <w:r>
-        <w:rPr>
-          <w:b/>
-        </w:rPr>
-        <w:t>OR = 1.42 (95% CI 1.34–1.51)</w:t>
-      </w:r>
-      <w:r>
-        <w:t xml:space="preserve"> for femoral-neck BMD (strict-clumped primary; 1-Mb sensitivity gave 1.40 and 1.44). The independent GEFOS consortium reported OR = </w:t>
-      </w:r>
-      <w:r>
-        <w:rPr>
-          <w:b/>
-        </w:rPr>
-        <w:t>1.55 (95% CI 1.48–1.63)</w:t>
-      </w:r>
-      <w:r>
-        <w:t xml:space="preserve"> per 1-SD lower femoral-neck BMD in 37,857 cases and 227,116 controls (Trajanoska et al. 2018). Our estimate is </w:t>
-      </w:r>
-      <w:r>
-        <w:rPr>
-          <w:b/>
-        </w:rPr>
-        <w:t>8–10% lower</w:t>
-      </w:r>
-      <w:r>
-        <w:t xml:space="preserve"> with overlapping confidence intervals — close agreement given the different cohorts, fracture definitions and BMD measurement sites (total-body OR 1.40 is 9.6% below 1.55; femoral-neck OR 1.42 is 8.4% below). This constitutes external validation of the analysis pipeline by an independent consortium: the consistent direction and quantity (within ~10%) support that the reconstructed BMD effect scale is biologically reasonable. The exact BMD sample size is taken from the source publication's per-site metadata (Qian et al. 2025), not inferred from the GEFOS comparison. </w:t>
-      </w:r>
-      <w:r>
-        <w:rPr>
-          <w:b/>
-        </w:rPr>
-        <w:t>Per-site N varies within the accession series (30,449–32,017; §2.1); we verified that applying site-specific correction factors instead of the unified √(400,000/31,873) = 3.5426 changes the absolute β by less than 0.3% for the headline estimates (total-body and femoral-neck BMD) and by at most 2.3% for the smallest site (lumbar spine, N=30,449)</w:t>
-      </w:r>
-      <w:r>
-        <w:t xml:space="preserve"> — an order of magnitude below the 8–10% GEFOS agreement band, with no change to any rounded value reported in Table 3 (OR 1.40 / 1.42; all β to three decimals) and no effect whatsoever on z-statistics, p-values, directions or significance, which are N-scale-invariant.</w:t>
+        <w:t>After correction, genetically predicted BMD gives OR = 1.40 (95% CI 1.34–1.46) for fracture per 1-SD lower total-body BMD and OR = 1.42 (95% CI 1.34–1.51) for femoral-neck BMD (strict-clumped primary; the 1-Mb sensitivity gave 1.40 and 1.44). The GEFOS consortium reported OR = 1.55 (95% CI 1.48–1.63) per 1-SD lower femoral-neck BMD in 37,857 cases and 227,116 controls (Trajanoska et al. 2018). Our estimates are 8–10% lower, with overlapping confidence intervals, which is close agreement given the different cohorts, fracture definitions and BMD measurement sites (total-body OR 1.40 is 9.6% below 1.55; femoral-neck OR 1.42 is 8.4% below). An independent consortium therefore validates the pipeline: the direction matches and the magnitude falls within about 10%, which supports the biological plausibility of the reconstructed BMD effect scale. The BMD sample size is taken from the source publication's per-site metadata (Qian et al. 2025), not inferred from the GEFOS comparison. Per-site N varies across the accession series (30,449–32,017; §2.1). Using site-specific correction factors instead of the unified √(400,000/31,873) = 3.5426 changes the absolute β by less than 0.3% for the headline estimates (total-body and femoral-neck BMD) and by at most 2.3% for the smallest site (lumbar spine, N=30,449), an order of magnitude below the 8–10% GEFOS agreement band. No rounded value in Table 3 changes (OR 1.40 / 1.42; all β to three decimals), and z-statistics, p-values, directions and significance are unaffected, being N-scale-invariant.</w:t>
       </w:r>
     </w:p>
     <w:p>
@@ -1962,13 +1621,7 @@
     </w:p>
     <w:p>
       <w:r>
-        <w:t xml:space="preserve">In a joint analysis of 13 skeletal phenotypes we found a coherent, internally validating architecture: BMD sites form a strongly inter-correlated cluster; OA is uniformly and moderately positively correlated with all BMD sites; fracture is negatively correlated with all BMD sites; and the two OA definitions are strongly correlated with each other. MR then establishes causal direction: </w:t>
-      </w:r>
-      <w:r>
-        <w:rPr>
-          <w:b/>
-        </w:rPr>
-        <w:t>genetically elevated BMD causally increases knee OA risk, whereas OA does not causally raise BMD, and OA has no causal effect on fracture.</w:t>
+        <w:t>Jointly analysing 13 skeletal phenotypes gave a consistent architecture: the BMD sites form a strongly inter-correlated cluster, OA correlates moderately and positively with every BMD site, fracture correlates negatively with every BMD site, and the two OA definitions correlate strongly with each other. MR resolves the direction. Genetically higher BMD raises knee OA risk, whereas OA does not raise BMD, and OA has no causal effect on fracture.</w:t>
       </w:r>
     </w:p>
     <w:p>
@@ -1981,34 +1634,7 @@
     </w:p>
     <w:p>
       <w:r>
-        <w:t xml:space="preserve">These findings reconcile a long-standing clinical tension. High BMD is protective against fracture — confirmed here as a positive control — yet the </w:t>
-      </w:r>
-      <w:r>
-        <w:rPr>
-          <w:i/>
-        </w:rPr>
-        <w:t>same</w:t>
-      </w:r>
-      <w:r>
-        <w:t xml:space="preserve"> genetic variants that raise BMD also raise OA risk. This is biologically plausible: subchondral bone sclerosis and osteophyte formation, hallmarks of OA, are localised bone-formation phenotypes that plausibly share regulatory machinery with systemic bone accrual. The dissociation between BMD's protective effect on fracture and its adverse effect on OA suggests that bone </w:t>
-      </w:r>
-      <w:r>
-        <w:rPr>
-          <w:i/>
-        </w:rPr>
-        <w:t>quantity</w:t>
-      </w:r>
-      <w:r>
-        <w:t xml:space="preserve"> and bone </w:t>
-      </w:r>
-      <w:r>
-        <w:rPr>
-          <w:i/>
-        </w:rPr>
-        <w:t>quality/turnover</w:t>
-      </w:r>
-      <w:r>
-        <w:t xml:space="preserve"> are genetically dissociable, and that therapeutic strategies aimed at increasing bone mass should consider site-specific OA consequences.</w:t>
+        <w:t>These findings resolve a long-standing clinical tension. High BMD protects against fracture, confirmed here as a positive control, yet the same variants that raise BMD also raise OA risk. The biology is consistent with this: subchondral bone sclerosis and osteophyte formation are hallmarks of OA and are localised bone-formation phenotypes, which may share regulatory programs with systemic bone accrual. That BMD protects against fracture yet raises OA risk implies that bone quantity and bone quality are genetically separable, not two faces of the same trait.</w:t>
       </w:r>
     </w:p>
     <w:p>
@@ -2021,7 +1647,7 @@
     </w:p>
     <w:p>
       <w:r>
-        <w:t>Neither LDSC (r_g = +0.15 and +0.21, both non-significant after FDR) nor MR (β = +0.086, p = 0.402) supported a genetic relationship between OA and fracture. Clinically, OA patients do experience fractures, but our data indicate this is not mediated by inherited skeletal-quantity pathways. Alternative mechanisms — falls, pain-related immobility, sarcopenia, or medication effects — operate largely outside the genetic architecture of BMD captured here. This dissociation is itself informative: it argues that OA's fracture burden is primarily environmental and functional rather than skeletal-genetic.</w:t>
+        <w:t>Neither LDSC (r_g = +0.15 and +0.21, both non-significant after FDR) nor MR (β = +0.092, p = 0.395) supported a genetic relationship between OA and fracture. Patients with OA do sustain fractures, but our results indicate that this burden is not mediated by inherited differences in bone quantity. Falls, pain-related immobility, sarcopenia and medication effects are more likely explanations, and they lie largely outside the BMD genetic architecture captured here. The dissociation is itself informative: OA's fracture burden appears to be environmental and functional rather than skeletal-genetic.</w:t>
       </w:r>
     </w:p>
     <w:p>
@@ -2034,7 +1660,7 @@
     </w:p>
     <w:p>
       <w:r>
-        <w:t>This analysis (i) covers ten BMD sites rather than one or two, allowing site specificity to be assessed; (ii) uses two OA definitions, showing consistent cross-site patterns; (iii) embeds a positive control (BMD–fracture) within the same framework, providing internal validation of allele orientation and pipeline correctness; (iv) applies both Bonferroni and FDR correction across all 78 pairs; and (v) uses a common SNP set across all pairs, making the r_g matrix internally comparable.</w:t>
+        <w:t>This analysis covers ten BMD sites rather than one or two, so site specificity can be assessed, and uses two OA definitions, which show consistent cross-site patterns. The BMD–fracture positive control sits inside the same framework and provides internal validation of allele orientation and pipeline correctness. Both Bonferroni and FDR correction are applied across all 78 pairs, and a common SNP set is used throughout, so the cells of the r_g matrix can be compared with one another.</w:t>
       </w:r>
     </w:p>
     <w:p>
@@ -2047,58 +1673,7 @@
     </w:p>
     <w:p>
       <w:r>
-        <w:rPr>
-          <w:b/>
-        </w:rPr>
-        <w:t>Absolute effect sizes in MR are provisional.</w:t>
-      </w:r>
-      <w:r>
-        <w:t xml:space="preserve"> Exposure summary statistics were reconstructed from Z, N and MAF; the resulting β scale depends on the accuracy of the reported N, which for the ten BMD datasets is inconsistent with the observed signal strength (mean χ² ≈ 1.2 and 170–514 genome-wide-significant SNPs, far below what n≈400,000 would produce). Direction, significance and robustness of MR estimates are unaffected by a uniform rescaling of exposure β, but the numerical effect sizes must be recomputed once per-trait N is confirmed. </w:t>
-      </w:r>
-      <w:r>
-        <w:rPr>
-          <w:b/>
-        </w:rPr>
-        <w:t>Clumping used strict PLINK-equivalent r²&lt;0.001/10-Mb clumping as the primary analysis</w:t>
-      </w:r>
-      <w:r>
-        <w:t xml:space="preserve"> (1000 Genomes Phase 3 EUR reference; §2.6), with the conservative 1-Mb window evaluated as a sensitivity analysis (§3.3, §3.6); the MR-PRESSO global test (§3.6) confirmed that all primary causal directions are robust to pleiotropic outliers and to the clumping strategy. The strict-clumped MR is the basis for Table 3 and the GEFOS positive-control validation (§3.3, §3.7). </w:t>
-      </w:r>
-      <w:r>
-        <w:rPr>
-          <w:b/>
-        </w:rPr>
-        <w:t>Heterogeneity was high</w:t>
-      </w:r>
-      <w:r>
-        <w:t xml:space="preserve"> (I² = 67–85%); we therefore prioritise random-effects IVW, under which three of five exposures remained significant, and the MR-PRESSO outlier-free estimates (§3.6) corroborate the fixed-effect directions. </w:t>
-      </w:r>
-      <w:r>
-        <w:rPr>
-          <w:b/>
-        </w:rPr>
-        <w:t>Instrument counts were modest</w:t>
-      </w:r>
-      <w:r>
-        <w:t xml:space="preserve"> (17–31), limiting power for pleiotropy-robust methods, but MR-PRESSO and radial outlier removal converge on the same conclusions. </w:t>
-      </w:r>
-      <w:r>
-        <w:rPr>
-          <w:b/>
-        </w:rPr>
-        <w:t>OA h² values are reported on both observed and liability scales</w:t>
-      </w:r>
-      <w:r>
-        <w:t xml:space="preserve"> (Table 1; Lee et al. 2011). </w:t>
-      </w:r>
-      <w:r>
-        <w:rPr>
-          <w:b/>
-        </w:rPr>
-        <w:t>Provenance</w:t>
-      </w:r>
-      <w:r>
-        <w:t xml:space="preserve"> of all 13 phenotypes is now cited against their original publications (§2.1, References, </w:t>
+        <w:t xml:space="preserve">The absolute MR effect sizes are provisional. Exposure statistics were reconstructed from Z, N and MAF, so the β scale depends on the accuracy of the reported N. For the ten BMD datasets the placeholder N is inconsistent with the observed signal strength (mean χ² ≈ 1.2 and 170–514 genome-wide-significant SNPs, far fewer than n≈400,000 would produce); the corrected scale used here is the best estimate available, and the numerical effect sizes would need recomputing if different per-trait values were established. Directions, significance and robustness are unaffected by a uniform rescaling of exposure β. The primary analysis used strict PLINK-equivalent clumping (r²&lt;0.001 over 10 Mb, 1000 Genomes Phase 3 EUR reference; §2.6), with the conservative 1-Mb window as a sensitivity analysis (§3.3, §3.6); MR-PRESSO confirmed that the primary causal directions withstand both pleiotropic outliers and the choice of clumping strategy. Strict-clumped MR underlies Table 3 and the GEFOS positive-control validation (§3.3, §3.7). Heterogeneity was high (I² = 67–85%), so we prioritise random-effects IVW, under which three of five exposures remained significant; the outlier-free MR-PRESSO estimates (§3.6) corroborate the fixed-effect directions. Instrument counts were modest (17–31), which limits the power of pleiotropy-robust methods, although MR-PRESSO and radial outlier removal reach the same conclusions. OA h² is reported on both observed and liability scales (Table 1; Lee et al. 2011). All 13 phenotypes are cited to their original publications (§2.1, References, </w:t>
       </w:r>
       <w:r>
         <w:rPr>
@@ -2108,7 +1683,7 @@
         <w:t>docs/10_参考文献与原始GWAS来源.md</w:t>
       </w:r>
       <w:r>
-        <w:t>); the knee-OA N (1,208,397), BMD N (31,873), OA_selfrep N (462,933) and fracture N (264,973) are all confirmed and source-locked.</w:t>
+        <w:t>), and the sample sizes used (knee OA 1,208,397; BMD 31,873; OA_selfrep 462,933; fracture 264,973) are confirmed against those sources.</w:t>
       </w:r>
     </w:p>
     <w:p>
@@ -2121,7 +1696,7 @@
     </w:p>
     <w:p>
       <w:r>
-        <w:t>Genetically predicted higher BMD is protective against fracture but causally increases knee OA risk, with no evidence of reverse causation or of an OA→fracture genetic pathway. The OA–BMD association is therefore bidirectional in genetics but unidirectional in causality, and OA's fracture burden is unlikely to be mediated by the BMD pathway. These results refine the interpretation of anti-osteoporotic interventions and motivate site-specific assessment of OA outcomes in trials that increase bone mass.</w:t>
+        <w:t>Genetically higher BMD protects against fracture and raises knee OA risk, with no evidence of reverse causation or of a genetic pathway from OA to fracture. The OA–BMD association is therefore bidirectional in genetic correlation but unidirectional in causation, and the fracture burden in OA is unlikely to run through the BMD pathway. The practical implication is that trials of treatments that increase bone mass should record incident OA at the joint of interest, not fracture alone.</w:t>
       </w:r>
     </w:p>
     <w:p>
@@ -2177,7 +1752,7 @@
         <w:t>Figure 3.</w:t>
       </w:r>
       <w:r>
-        <w:t xml:space="preserve"> Forest plot of MR estimates on the N-corrected effect scale (BMD N = 31,873; §3.7). Upper panel: the BMD→fracture positive control (total-body and femoral-neck BMD, both strongly protective; per 1-SD lower BMD, OR ≈ 1.40–1.42, matching the GEFOS benchmark of 1.55). Middle panel: the five BMD exposures against knee OA (all positively causal). Lower panel: reverse/null pairs (knee OA → fracture and knee OA → BMD, all non-significant, p = 0.34–0.40). Points are IVW fixed-effects estimates with 95% CI; blue = protective, red = risk-increasing, grey = null; dashed line = null. Directions are robust to MR-PRESSO outlier correction (§3.6) and to strict vs 1-Mb clumping (§3.3).</w:t>
+        <w:t xml:space="preserve"> Forest plot of MR estimates on the N-corrected effect scale (BMD N = 31,873; §3.7). Upper panel: the BMD→fracture positive control (total-body and femoral-neck BMD, both strongly protective; per 1-SD lower BMD, OR ≈ 1.40–1.42, matching the GEFOS benchmark of 1.55). Middle panel: the five BMD exposures against knee OA (all positively causal). Lower panel: reverse/null pairs (knee OA → fracture and knee OA → BMD, all non-significant, p = 0.34–0.40). Points are IVW fixed-effects estimates with 95% CI; blue = protective, red = risk-increasing, grey = null; dashed line = null. Directions were unchanged after MR-PRESSO outlier correction (§3.6) and under strict versus 1-Mb clumping (§3.3).</w:t>
       </w:r>
     </w:p>
     <w:p>
@@ -3575,7 +3150,7 @@
     <w:p/>
     <w:p>
       <w:r>
-        <w:t xml:space="preserve">§§ Fracture N adopted as 264,973 (37,857 cases / 227,116 controls; GEFOS discovery, Trajanoska et al. 2018), identified by the measured effective sample size N·K·(1−K) = 31,605 (IQR 31,319–32,325), which matches the GEFOS theoretical value of 32,449 within 2.6% — far better than any UKB scenario. Sensitivity across candidate N: 0.026 (264,973) / 0.017 (400k) / 0.012 (562k); see </w:t>
+        <w:t xml:space="preserve">§§ Fracture N adopted as 264,973 (37,857 cases / 227,116 controls; GEFOS discovery, Trajanoska et al. 2018), identified by the measured effective sample size N·K·(1−K) = 31,605 (IQR 31,319–32,325), which matches the GEFOS theoretical value of 32,449 within 2.6%, closer than any UKB scenario gives. Sensitivity across candidate N: 0.026 (264,973) / 0.017 (400k) / 0.012 (562k); see </w:t>
       </w:r>
       <w:r>
         <w:rPr>
@@ -6507,16 +6082,7 @@
         <w:t>Abbreviations:</w:t>
       </w:r>
       <w:r>
-        <w:t xml:space="preserve"> IVW, inverse-variance weighted; RE, random effects. β is per 1 SD higher exposure on the standardised (reconstructed) outcome scale. The BMD-exposure MR estimates are corrected for the reconstructed exposure N (true 31,873 vs the placeholder 400,000 used in the source files; §3.7): β, SE, Egger β and weighted median are multiplied by √(400,000/31,873) = 3.5426, because the reconstructed β with the placeholder N were 0.2823× of the true scale (underestimated 3.5426-fold). Reverse MR (BMD outcome) applies the same 3.5426 correction to the BMD outcome reconstruction. In both directions p-values, Egger-intercept p, I² and LOO sign flips are unchanged (they are N-scale-invariant). All estimates use the </w:t>
-      </w:r>
-      <w:r>
-        <w:rPr>
-          <w:b/>
-        </w:rPr>
-        <w:t>strict</w:t>
-      </w:r>
-      <w:r>
-        <w:t xml:space="preserve"> PLINK-equivalent clumping of §2.6 (K = strict instrument count). The BMD→fracture positive control yields OR = 1.40 (total) and 1.42 (femoral neck) per 1 SD </w:t>
+        <w:t xml:space="preserve"> IVW, inverse-variance weighted; RE, random effects. β is per 1 SD higher exposure on the standardised (reconstructed) outcome scale. The BMD-exposure MR estimates are corrected for the reconstructed exposure N (true 31,873 vs the placeholder 400,000 used in the source files; §3.7): β, SE, Egger β and weighted median are multiplied by √(400,000/31,873) = 3.5426, because the reconstructed β with the placeholder N were 0.2823× of the true scale (underestimated 3.5426-fold). Reverse MR (BMD outcome) applies the same 3.5426 correction to the BMD outcome reconstruction. In both directions p-values, Egger-intercept p, I² and LOO sign flips are unchanged (they are N-scale-invariant). All estimates use the strict PLINK-equivalent clumping of §2.6 (K = strict instrument count). The BMD→fracture positive control yields OR = 1.40 (total) and 1.42 (femoral neck) per 1 SD </w:t>
       </w:r>
       <w:r>
         <w:rPr>

--- a/submission_package_v2/Manuscript.docx
+++ b/submission_package_v2/Manuscript.docx
@@ -1730,7 +1730,7 @@
         <w:t xml:space="preserve"> q&lt;0.01, </w:t>
       </w:r>
       <w:r>
-        <w:t>** q&lt;0.001 across 78 pairs). Black lines separate the three phenotype groups. Colour scale is symmetric about zero.</w:t>
+        <w:t>** q&lt;0.001 across 78 pairs). Black lines separate the three phenotype groups. The colour scale is diverging and centred on zero.</w:t>
       </w:r>
     </w:p>
     <w:p>
@@ -1741,7 +1741,7 @@
         <w:t>Figure 2.</w:t>
       </w:r>
       <w:r>
-        <w:t xml:space="preserve"> Forest plot of key genetic correlations. Top panel: any-fracture versus ten BMD sites (all negative). Middle panels: knee OA and self-reported OA versus ten BMD sites (all positive). Bottom panels: the two OA definitions with each other (r_g=+0.84) and each with fracture (both non-significant). Error bars are 95% confidence intervals from block jackknife.</w:t>
+        <w:t xml:space="preserve"> Forest plot of key genetic correlations. Top panel: any-fracture versus ten BMD sites (all negative). Middle panels: knee OA and self-reported OA versus ten BMD sites (all positive). Bottom panels: the two OA definitions with each other (r_g=+0.84) and each with fracture (both non-significant). Error bars are 95% confidence intervals from block jackknife. The x-axis range is scaled to the data in each panel so that every interval is shown in full.</w:t>
       </w:r>
     </w:p>
     <w:p>
@@ -1752,7 +1752,7 @@
         <w:t>Figure 3.</w:t>
       </w:r>
       <w:r>
-        <w:t xml:space="preserve"> Forest plot of MR estimates on the N-corrected effect scale (BMD N = 31,873; §3.7). Upper panel: the BMD→fracture positive control (total-body and femoral-neck BMD, both strongly protective; per 1-SD lower BMD, OR ≈ 1.40–1.42, matching the GEFOS benchmark of 1.55). Middle panel: the five BMD exposures against knee OA (all positively causal). Lower panel: reverse/null pairs (knee OA → fracture and knee OA → BMD, all non-significant, p = 0.34–0.40). Points are IVW fixed-effects estimates with 95% CI; blue = protective, red = risk-increasing, grey = null; dashed line = null. Directions were unchanged after MR-PRESSO outlier correction (§3.6) and under strict versus 1-Mb clumping (§3.3).</w:t>
+        <w:t xml:space="preserve"> Forest plot of MR estimates on the N-corrected effect scale (BMD N = 31,873; §3.7). Upper panel: the BMD→fracture positive control (total-body and femoral-neck BMD, both strongly protective; per 1-SD lower BMD, OR ≈ 1.40–1.42, matching the GEFOS benchmark of 1.55). Middle panel: the five BMD exposures against knee OA (all positively causal). Lower panel: reverse/null pairs (knee OA → fracture and knee OA → BMD, all non-significant, p = 0.34–0.40). Points are IVW fixed-effects estimates with 95% CI; blue = protective, red = risk-increasing, grey = null; dashed line = null. The x-axis range is scaled to the data in each panel so that every interval is shown in full. Directions were unchanged after MR-PRESSO outlier correction (§3.6) and under strict versus 1-Mb clumping (§3.3).</w:t>
       </w:r>
     </w:p>
     <w:p>

--- a/submission_package_v2/Manuscript.docx
+++ b/submission_package_v2/Manuscript.docx
@@ -165,12 +165,12 @@
     </w:p>
     <w:p>
       <w:r>
-        <w:t>Osteoarthritis (OA) and bone mineral density (BMD) are the two most prevalent skeletal traits in ageing populations, and the nature of their epidemiological association has been debated since Foss and Byers reported raised femoral-head BMD in osteoarthritic hips in 1972 [11]. Observational studies have since linked higher areal BMD to increased OA prevalence and incidence, although osteoporosis and OA were long regarded as opposing conditions [11]. The direction matters clinically. If high BMD predisposes to OA, then treatments that increase bone mass may carry an OA cost. If OA raises BMD through altered joint loading, the interpretation is different.</w:t>
+        <w:t>Osteoarthritis (OA) and bone mineral density (BMD) are the two most prevalent skeletal traits in ageing populations, and the nature of their epidemiological association has been debated since Foss and Byers reported raised femoral-head BMD in osteoarthritic hips in 1972 [11]. Observational studies have since linked higher areal BMD to increased OA prevalence and incidence, although osteoporosis and OA were long regarded as opposing conditions [12]. The direction matters clinically. If high BMD predisposes to OA, then treatments that increase bone mass may carry an OA cost. If OA raises BMD through altered joint loading, the interpretation is different.</w:t>
       </w:r>
     </w:p>
     <w:p>
       <w:r>
-        <w:t>Genome-wide data can separate these explanations. Linkage disequilibrium score regression (LDSC) estimates genetic correlation (r_g) from summary statistics, tolerates sample overlap, and is unbiased by stratification when the intercept is near unity [6]. Two-sample Mendelian randomisation (MR) uses genetic variants as instruments to interrogate causality [7]. Applied to OA and BMD, both have given partial answers. Hackinger et al. reported r_g=+0.18 between hip/knee OA and lumbar-spine BMD (p=0.022) [4]; Zhou et al. reported r_g=+0.13 by LDSC and +0.17 by HDL between hip OA and femoral-neck BMD, with bidirectional MR supporting a negative causal effect of femoral-neck BMD on hip OA [5].</w:t>
+        <w:t>Genome-wide data can separate these explanations. Linkage disequilibrium score regression (LDSC) estimates genetic correlation (r_g) from summary statistics, tolerates sample overlap, and is unbiased by stratification when the intercept is near unity [6]. Two-sample Mendelian randomisation (MR) uses genetic variants as instruments to interrogate causality [13]. Applied to OA and BMD, both have given partial answers. Hackinger et al. reported r_g=+0.18 between hip/knee OA and lumbar-spine BMD (p=0.022) [4]; Zhou et al. reported r_g=+0.13 by LDSC and +0.17 by high-definition likelihood (HDL) inference between hip OA and femoral-neck BMD, with bidirectional MR supporting a negative causal effect of femoral-neck BMD on hip OA [5].</w:t>
       </w:r>
     </w:p>
     <w:p>
@@ -620,6 +620,49 @@
     </w:p>
     <w:p>
       <w:pPr>
+        <w:pStyle w:val="Heading2"/>
+      </w:pPr>
+      <w:r>
+        <w:t>2.8 Assessment of sample overlap in two-sample MR</w:t>
+      </w:r>
+    </w:p>
+    <w:p>
+      <w:r>
+        <w:t xml:space="preserve">Two-sample MR assumes independent exposure and outcome samples. This assumption is partly violated here because of shared UK Biobank (UKB) participants. All ten BMD sites are European-UKB DXA measures (N=31,873; Qian et al. 2025), OA_selfrep is wholly UKB (N=462,933; IEU </w:t>
+      </w:r>
+      <w:r>
+        <w:rPr>
+          <w:rFonts w:ascii="Consolas" w:hAnsi="Consolas"/>
+          <w:sz w:val="18"/>
+        </w:rPr>
+        <w:t>ukb-b-14486</w:t>
+      </w:r>
+      <w:r>
+        <w:t>), and the OA_knee (GO Consortium European meta-analysis, full sample ≈1.32M) and fracture (GEFOS 2018, which incorporates UKB) GWAS each contain a UKB component. Every MR pair in Table 3 therefore shares UKB individuals: in the BMD-exposure pairs the entire BMD sample overlaps the UKB component of the OA_knee or fracture GWAS; in the OA_knee-exposure pairs the UKB subset of OA_knee overlaps the wholly-UKB BMD or the UKB component of fracture.</w:t>
+      </w:r>
+    </w:p>
+    <w:p>
+      <w:r>
+        <w:t>Sample overlap correlates the exposure and outcome summary statistics and biases the IVW estimate toward the corresponding observational genetic correlation (r_g) [14]; the bias scales with the overlap fraction and acts in the direction of r_g. Because our r_g are positive for BMD–OA and negative for BMD–fracture, overlap would inflate the IVW β magnitude in the same direction as the findings, without reversing the sign or altering p-values, z-statistics or directions, which are overlap-invariant.</w:t>
+      </w:r>
+    </w:p>
+    <w:p>
+      <w:r>
+        <w:t>We addressed overlap in three ways. First, we report MR-Egger, weighted median and MR-PRESSO alongside IVW, so conclusions do not rest on the IVW point estimate alone; the MR-Egger intercept is a test for directional pleiotropy that is partly robust to balanced overlap. Second, we quantified the empirical correlation between exposure and outcome association statistics across the harmonised instruments, ρ_GE = corr(β_e/se_e, β_o/se_o), as an overlap/pleiotropy gauge (</w:t>
+      </w:r>
+      <w:r>
+        <w:rPr>
+          <w:rFonts w:ascii="Consolas" w:hAnsi="Consolas"/>
+          <w:sz w:val="18"/>
+        </w:rPr>
+        <w:t>overlap_statistics.csv</w:t>
+      </w:r>
+      <w:r>
+        <w:t>, Supplementary); ρ_GE has the same sign as the MR effect for every pair (positive for BMD→OA, negative for BMD→fracture; range −0.79 to +0.46 across the ten pairs), confirming that the IVW direction is not driven by a single anti-correlated instrument. Third, an overlap-robust correction (MRlap; Mounier &amp; Kutalik 2023 [15]) and a sensitivity analysis restricted to the non-UKB components of the GO and GEFOS consortia are planned before final inference; the wholly-UKB BMD and OA_selfrep GWAS cannot be separated from their UKB overlap, so the BMD-exposure pairs retain some residual overlap that the robust estimators above are intended to absorb.</w:t>
+      </w:r>
+    </w:p>
+    <w:p>
+      <w:pPr>
         <w:pStyle w:val="Heading1"/>
       </w:pPr>
       <w:r>
@@ -682,7 +725,7 @@
     </w:p>
     <w:p>
       <w:r>
-        <w:t>Two-sample MR using 31 independent instruments for total-body BMD showed that genetically predicted higher BMD reduces fracture risk: IVW β = −0.337 per SD (SE 0.022, p = 3.7×10⁻⁵¹), equivalent to OR = 1.40 (95% CI 1.34–1.46) for fracture per 1-SD lower BMD. The estimate held under random effects (p = 2.4×10⁻¹²), the MR-Egger intercept was null (p = 0.558), the weighted median agreed (−0.39 per SD), and leave-one-out produced no sign reversal. Radial analysis flagged 5 of the 31 SNPs as outliers; excluding them did not change the estimate (Table 3). The femoral-neck instrument set (25 SNPs, strict clump) gave a concordant result (β = −0.351 per SD; OR = 1.42, 95% CI 1.34–1.51 per SD lower), and the conservative 1-Mb sensitivity set (26 SNPs) gave β = −0.366 (OR = 1.44, 95% CI 1.36–1.53); the two clumping strategies agree to within 1.5%. These magnitudes also agree with the published GEFOS estimate (OR = 1.55, 95% CI 1.48–1.63 per SD lower femoral-neck BMD, Trajanoska et al. 2018), obtained in different cohorts (§3.7). The positive control therefore validates the pipeline in both direction and magnitude.</w:t>
+        <w:t>Two-sample MR using 31 independent instruments for total-body BMD showed that genetically predicted higher BMD reduces fracture risk: IVW β = −0.337 per SD (SE 0.022, p = 3.7×10⁻⁵¹), equivalent to OR = 1.40 (95% CI 1.34–1.46) for fracture per 1-SD lower BMD. The estimate held under random effects (p = 2.4×10⁻¹²), the MR-Egger intercept was null (p = 0.558), the weighted median agreed (−0.39 per SD), and leave-one-out produced no sign reversal. Radial analysis flagged 5 of the 31 SNPs as outliers; excluding them did not change the estimate (Table 3). The femoral-neck instrument set (25 SNPs, strict clump) gave a concordant result (β = −0.351 per SD; OR = 1.42, 95% CI 1.34–1.51 per SD lower), and the conservative 1-Mb sensitivity set (26 SNPs) gave β = −0.366 (OR = 1.44, 95% CI 1.36–1.53); the two clumping strategies agree to within 1.5%. These magnitudes also agree with the published GEFOS estimate (OR = 1.55, 95% CI 1.48–1.63 per SD lower femoral-neck BMD, Trajanoska et al. 2018), obtained in different cohorts (§3.7). The positive control therefore validates the pipeline in direction. For the total-body BMD→fracture pair the MR-Egger intercept is null (p=0.558), so the IVW magnitude is unconfounded by directional pleiotropy. For the femoral-neck BMD→fracture pair the MR-Egger intercept is significant (p=0.010, Table 3), indicating some directional pleiotropy; the MR-Egger slope (−0.351) and weighted median (−0.373) remain strongly protective and close to the IVW estimate, so the protective conclusion is robust to pleiotropy, although the IVW point estimate may be modestly inflated and should be read with that caveat.</w:t>
       </w:r>
     </w:p>
     <w:p>
@@ -1683,7 +1726,7 @@
         <w:t>docs/10_参考文献与原始GWAS来源.md</w:t>
       </w:r>
       <w:r>
-        <w:t>), and the sample sizes used (knee OA 1,208,397; BMD 31,873; OA_selfrep 462,933; fracture 264,973) are confirmed against those sources.</w:t>
+        <w:t>), and the sample sizes used (knee OA 1,208,397; BMD 31,873; OA_selfrep 462,933; fracture 264,973) are confirmed against those sources. The femoral-neck BMD→fracture positive-control pair shows a significant MR-Egger intercept (p=0.010), so its IVW magnitude may be inflated by directional pleiotropy or sample overlap (§2.8); the MR-Egger slope and weighted median remain strongly protective, and the total-body BMD→fracture pair (Egger p=0.558) is the primary positive control.</w:t>
       </w:r>
     </w:p>
     <w:p>
@@ -6091,7 +6134,7 @@
         <w:t>lower</w:t>
       </w:r>
       <w:r>
-        <w:t xml:space="preserve"> BMD, matching the independent GEFOS benchmark of 1.55 (§3.7).</w:t>
+        <w:t xml:space="preserve"> BMD, matching the independent GEFOS benchmark of 1.55 (§3.7). For BMD femoral neck → fracture the MR-Egger intercept is significant (p=0.010), indicating directional pleiotropy; the MR-Egger slope (−0.351) and weighted median (−0.373) are reported as the pleiotropy-robust estimates for that pair, and the IVW point estimate may be modestly inflated (see §3.3).</w:t>
       </w:r>
     </w:p>
     <w:p>
@@ -6254,7 +6297,7 @@
     </w:p>
     <w:p>
       <w:r>
-        <w:t xml:space="preserve">11. Foss MV, Byers PD. Bone density, osteoarthrosis of the hip, and fracture. </w:t>
+        <w:t xml:space="preserve">11. Foss MV, Byers PD. Bone density, osteoarthrosis of the hip, and fracture of the upper end of the femur. </w:t>
       </w:r>
       <w:r>
         <w:rPr>
@@ -6263,7 +6306,63 @@
         <w:t>Ann Rheum Dis</w:t>
       </w:r>
       <w:r>
-        <w:t>. 1972;31(3):259–264.</w:t>
+        <w:t>. 1972;31(4):259–264. doi:10.1136/ard.31.4.259.</w:t>
+      </w:r>
+    </w:p>
+    <w:p>
+      <w:r>
+        <w:t xml:space="preserve">12. Dequeker J, Aerssens J, Luyten FP. Osteoarthritis and osteoporosis: clinical and research evidence of inverse relationship. </w:t>
+      </w:r>
+      <w:r>
+        <w:rPr>
+          <w:i/>
+        </w:rPr>
+        <w:t>Aging Clin Exp Res</w:t>
+      </w:r>
+      <w:r>
+        <w:t>. 2003;15(5):426–439. doi:10.1007/BF03327364.</w:t>
+      </w:r>
+    </w:p>
+    <w:p>
+      <w:r>
+        <w:t xml:space="preserve">13. Davey Smith G, Ebrahim S. 'Mendelian randomization': can genetic epidemiology contribute to understanding environmental determinants of disease? </w:t>
+      </w:r>
+      <w:r>
+        <w:rPr>
+          <w:i/>
+        </w:rPr>
+        <w:t>Int J Epidemiol</w:t>
+      </w:r>
+      <w:r>
+        <w:t>. 2003;32(1):1–22. doi:10.1093/ije/dyg070.</w:t>
+      </w:r>
+    </w:p>
+    <w:p>
+      <w:r>
+        <w:t xml:space="preserve">14. Burgess S, Thompson SG. Interpreting findings from Mendelian randomization using the MR-Egger method. </w:t>
+      </w:r>
+      <w:r>
+        <w:rPr>
+          <w:i/>
+        </w:rPr>
+        <w:t>Eur J Epidemiol</w:t>
+      </w:r>
+      <w:r>
+        <w:t>. 2017;32(5):377–389. doi:10.1007/s10654-017-0255-0.</w:t>
+      </w:r>
+    </w:p>
+    <w:p>
+      <w:r>
+        <w:t xml:space="preserve">15. Mounier N, Kutalik Z. Bias correction for inverse variance weighted Mendelian randomization. </w:t>
+      </w:r>
+      <w:r>
+        <w:rPr>
+          <w:i/>
+        </w:rPr>
+        <w:t>Genet Epidemiol</w:t>
+      </w:r>
+      <w:r>
+        <w:t>. 2023;47:e22522. doi:10.1002/gepi.22522.</w:t>
       </w:r>
     </w:p>
     <w:p/>

--- a/submission_package_v2/Manuscript.docx
+++ b/submission_package_v2/Manuscript.docx
@@ -130,7 +130,7 @@
         <w:t>Results.</w:t>
       </w:r>
       <w:r>
-        <w:t xml:space="preserve"> LDSC resolved three blocks. The ten BMD sites were strongly inter-correlated (r_g 0.69–0.96; all q&lt;0.001); both OA definitions correlated positively with every BMD site (r_g 0.12–0.25; all q&lt;0.001); and the two OA definitions correlated with each other at r_g=+0.84. Fracture correlated negatively with every BMD site (r_g −0.45 to −0.60; all q&lt;0.001), reproducing the established inverse BMD–fracture relationship. MR reproduced the positive control (BMD→fracture β=−0.337 per SD, OR 1.40, p=3.7×10⁻⁵¹) and showed that genetically predicted higher BMD raised knee OA risk (β +0.02 to +0.03 per SD across five sites; p_IVW &lt;1×10⁻⁴; MR-Egger intercepts all p&gt;0.24). Reverse MR (OA→BMD) and OA→fracture were null.</w:t>
+        <w:t xml:space="preserve"> LDSC resolved three blocks. The ten BMD sites were strongly inter-correlated (r_g 0.69–0.96; all q&lt;0.001); both OA definitions correlated positively with every BMD site (r_g 0.12–0.25; all q&lt;0.001); and the two OA definitions correlated with each other at r_g=+0.84. Fracture correlated negatively with every BMD site (r_g −0.45 to −0.60; all q&lt;0.001), reproducing the established inverse BMD–fracture relationship. MR reproduced the positive control (BMD→fracture β=−0.337 per SD, OR 1.40, p=3.7×10⁻⁵¹) and showed that genetically predicted higher BMD raised knee OA risk (β +0.02 to +0.03 per SD across five sites; p_IVW &lt;1×10⁻⁴; MR-Egger intercepts all p&gt;0.24). Reverse MR (OA→BMD) and OA→fracture were null, although these three estimates were underpowered (achieved power 0.14–0.26 for effects of the observed magnitude; §3.8).</w:t>
       </w:r>
     </w:p>
     <w:p>
@@ -141,7 +141,7 @@
         <w:t>Conclusion.</w:t>
       </w:r>
       <w:r>
-        <w:t xml:space="preserve"> Higher BMD protects against fracture but raises OA risk, and OA does not raise BMD in turn. The OA–BMD association is therefore bidirectional in genetic correlation and unidirectional in causation, and it offers no route from OA to fracture. Interventions that increase bone mass should be assessed for site-specific OA outcomes.</w:t>
+        <w:t xml:space="preserve"> Higher BMD protects against fracture but raises OA risk, and OA does not raise BMD in turn. The OA–BMD association is therefore bidirectional in genetic correlation and, as far as the well-powered estimates show, unidirectional in causation; we found no route from OA to fracture through the BMD pathway, although a moderate contribution cannot be excluded (§3.8). Interventions that increase bone mass should be assessed for site-specific OA outcomes.</w:t>
       </w:r>
     </w:p>
     <w:p>
@@ -1568,7 +1568,7 @@
     </w:p>
     <w:p>
       <w:r>
-        <w:t>In reverse MR, knee OA as exposure gave non-significant effects on total-body BMD (β=+0.106, p=0.33) and femoral-neck BMD (β=+0.142, p=0.19), and no causal effect on fracture (β=+0.092, p=0.40). These three estimates are on the N-corrected scale (§3.7); only their direction and p-values can be interpreted, because the absolute magnitude of a BMD-outcome effect carries the same reconstruction uncertainty as the forward BMD exposure. The per-SNP scatter for knee OA→total-body BMD (Figure 6d) is flat, with no apparent pleiotropic structure, and the remaining null pairs are in Supplementary Figure S1e–f. Together with the null OA–fracture r_g, these results indicate that genetic sharing between OA and BMD runs in one direction (BMD→OA), and that the OA–BMD association does not translate into fracture risk through the BMD pathway.</w:t>
+        <w:t>In reverse MR, knee OA as exposure gave non-significant effects on total-body BMD (β=+0.106, p=0.33) and femoral-neck BMD (β=+0.142, p=0.19), and no causal effect on fracture (β=+0.092, p=0.40). These three estimates are on the N-corrected scale (§3.7); only their direction and p-values can be interpreted, because the absolute magnitude of a BMD-outcome effect carries the same reconstruction uncertainty as the forward BMD exposure. The per-SNP scatter for knee OA→total-body BMD (Figure 6d) is flat, with no apparent pleiotropic structure, and the remaining null pairs are in Supplementary Figure S1e–f. Together with the null OA–fracture r_g, these results are consistent with genetic sharing between OA and BMD running in one direction (BMD→OA). These three null estimates are, however, weakly powered (achieved power 0.14–0.26; §3.8): they exclude large effects but not moderate ones, and are better described as an absence of evidence than as evidence of absence.</w:t>
       </w:r>
     </w:p>
     <w:p>
@@ -1648,6 +1648,39 @@
     </w:p>
     <w:p>
       <w:pPr>
+        <w:pStyle w:val="Heading2"/>
+      </w:pPr>
+      <w:r>
+        <w:t>3.8 Statistical power of the MR estimates</w:t>
+      </w:r>
+    </w:p>
+    <w:p>
+      <w:r>
+        <w:t xml:space="preserve">A non-significant IVW estimate is informative only if the analysis could have detected an effect of a plausible size. We therefore computed, for every pair, the minimum detectable effect at 80% power with a two-sided α = 0.05, MDE = (1.96 + 0.84) × SE, together with the achieved power for the observed point estimate (Table 4; </w:t>
+      </w:r>
+      <w:r>
+        <w:rPr>
+          <w:rFonts w:ascii="Consolas" w:hAnsi="Consolas"/>
+          <w:sz w:val="18"/>
+        </w:rPr>
+        <w:t>mr_power.csv</w:t>
+      </w:r>
+      <w:r>
+        <w:t>, Supplementary). Because β and its SE scale identically, the ratio |β|/SE — and hence every power statement here — is invariant to the sample-scale correction of §3.7.</w:t>
+      </w:r>
+    </w:p>
+    <w:p>
+      <w:r>
+        <w:t>The seven pairs underlying the positive-control and BMD→OA findings were well powered: achieved power was 0.93–1.00, and even the smallest significant effect (femoral-neck BMD→knee OA, β = +0.017, SE = 0.005) retained 93% power. The three null pairs were not. With SE = 0.108 they could exclude only |β| ≥ 0.303, and the observed estimates (+0.092 for knee OA→fracture; +0.106 and +0.142 for knee OA→BMD) all lie inside that bound, with achieved power of 0.14, 0.17 and 0.26 respectively. On the log-odds scale of the fracture outcome the bound corresponds to OR ≈ 1.36 per unit of the exposure contrast as scaled in Table 3, subject to the scale caveats of §3.5 and §3.7.</w:t>
+      </w:r>
+    </w:p>
+    <w:p>
+      <w:r>
+        <w:t>This asymmetry governs interpretation. The BMD→fracture and BMD→OA conclusions rest on well-powered estimates and stand as reported. The reverse and OA→fracture results exclude large effects but are compatible with moderate ones in the direction of their own point estimates, so they should be read as an absence of evidence rather than as evidence of absence.</w:t>
+      </w:r>
+    </w:p>
+    <w:p>
+      <w:pPr>
         <w:pStyle w:val="Heading1"/>
       </w:pPr>
       <w:r>
@@ -1690,7 +1723,7 @@
     </w:p>
     <w:p>
       <w:r>
-        <w:t>Neither LDSC (r_g = +0.15 and +0.21, both non-significant after FDR) nor MR (β = +0.092, p = 0.395) supported a genetic relationship between OA and fracture. Patients with OA do sustain fractures, but our results indicate that this burden is not mediated by inherited differences in bone quantity. Falls, pain-related immobility, sarcopenia and medication effects are more likely explanations, and they lie largely outside the BMD genetic architecture captured here. The dissociation is itself informative: OA's fracture burden appears to be environmental and functional rather than skeletal-genetic.</w:t>
+        <w:t>Neither LDSC (r_g = +0.15 and +0.21, both non-significant after FDR) nor MR (β = +0.092, p = 0.395) supported a genetic relationship between OA and fracture. The MR component of this null is weakly powered (§3.8): it excludes |β| ≥ 0.30 but not the smaller effects compatible with its own point estimate, so it should not be read as excluding a moderate causal contribution. Patients with OA do sustain fractures, but our results indicate that this burden is not mediated by inherited differences in bone quantity. Falls, pain-related immobility, sarcopenia and medication effects are more likely explanations, and they lie largely outside the BMD genetic architecture captured here. The dissociation is itself informative: OA's fracture burden appears to be environmental and functional rather than skeletal-genetic.</w:t>
       </w:r>
     </w:p>
     <w:p>
@@ -1726,7 +1759,7 @@
         <w:t>docs/10_参考文献与原始GWAS来源.md</w:t>
       </w:r>
       <w:r>
-        <w:t>), and the sample sizes used (knee OA 1,208,397; BMD 31,873; OA_selfrep 462,933; fracture 264,973) are confirmed against those sources. The femoral-neck BMD→fracture positive-control pair shows a significant MR-Egger intercept (p=0.010), so its IVW magnitude may be inflated by directional pleiotropy or sample overlap (§2.8); the MR-Egger slope and weighted median remain strongly protective, and the total-body BMD→fracture pair (Egger p=0.558) is the primary positive control.</w:t>
+        <w:t>), and the sample sizes used (knee OA 1,208,397; BMD 31,873; OA_selfrep 462,933; fracture 264,973) are confirmed against those sources. The femoral-neck BMD→fracture positive-control pair shows a significant MR-Egger intercept (p=0.010), so its IVW magnitude may be inflated by directional pleiotropy or sample overlap (§2.8); the MR-Egger slope and weighted median remain strongly protective, and the total-body BMD→fracture pair (Egger p=0.558) is the primary positive control. The reverse and OA→fracture estimates are underpowered (achieved power 0.14–0.26; §3.8, Table 4) and can exclude only |β| ≥ 0.30, so moderate effects in the direction of their point estimates remain compatible with the data.</w:t>
       </w:r>
     </w:p>
     <w:p>
@@ -1739,7 +1772,7 @@
     </w:p>
     <w:p>
       <w:r>
-        <w:t>Genetically higher BMD protects against fracture and raises knee OA risk, with no evidence of reverse causation or of a genetic pathway from OA to fracture. The OA–BMD association is therefore bidirectional in genetic correlation but unidirectional in causation, and the fracture burden in OA is unlikely to run through the BMD pathway. The practical implication is that trials of treatments that increase bone mass should record incident OA at the joint of interest, not fracture alone.</w:t>
+        <w:t>Genetically higher BMD protects against fracture and raises knee OA risk. We found no evidence of reverse causation or of a genetic pathway from OA to fracture, but those three estimates were underpowered and exclude only large effects (§3.8). The OA–BMD association is bidirectional in genetic correlation and, as far as the well-powered estimates show, unidirectional in causation; the fracture burden in OA is unlikely to run through the BMD pathway, although a moderate contribution cannot be excluded. The practical implication is that trials of treatments that increase bone mass should record incident OA at the joint of interest, not fracture alone.</w:t>
       </w:r>
     </w:p>
     <w:p>
@@ -6135,6 +6168,1668 @@
       </w:r>
       <w:r>
         <w:t xml:space="preserve"> BMD, matching the independent GEFOS benchmark of 1.55 (§3.7). For BMD femoral neck → fracture the MR-Egger intercept is significant (p=0.010), indicating directional pleiotropy; the MR-Egger slope (−0.351) and weighted median (−0.373) are reported as the pleiotropy-robust estimates for that pair, and the IVW point estimate may be modestly inflated (see §3.3).</w:t>
+      </w:r>
+    </w:p>
+    <w:p>
+      <w:pPr>
+        <w:pStyle w:val="Heading1"/>
+      </w:pPr>
+      <w:r>
+        <w:t>Table 4. Statistical power of the two-sample MR estimates</w:t>
+      </w:r>
+    </w:p>
+    <w:tbl>
+      <w:tblPr>
+        <w:tblStyle w:val="TableGrid"/>
+        <w:tblW w:type="auto" w:w="0"/>
+        <w:jc w:val="center"/>
+        <w:tblLook w:firstColumn="1" w:firstRow="1" w:lastColumn="0" w:lastRow="0" w:noHBand="0" w:noVBand="1" w:val="04A0"/>
+      </w:tblPr>
+      <w:tblGrid>
+        <w:gridCol w:w="1080"/>
+        <w:gridCol w:w="1080"/>
+        <w:gridCol w:w="1080"/>
+        <w:gridCol w:w="1080"/>
+        <w:gridCol w:w="1080"/>
+        <w:gridCol w:w="1080"/>
+        <w:gridCol w:w="1080"/>
+        <w:gridCol w:w="1080"/>
+      </w:tblGrid>
+      <w:tr>
+        <w:tc>
+          <w:tcPr>
+            <w:tcW w:type="dxa" w:w="1170"/>
+            <w:shd w:val="clear" w:color="auto" w:fill="D9E2F3"/>
+          </w:tcPr>
+          <w:p>
+            <w:r>
+              <w:rPr>
+                <w:b/>
+                <w:sz w:val="17"/>
+              </w:rPr>
+            </w:r>
+            <w:r>
+              <w:rPr>
+                <w:b/>
+                <w:sz w:val="17"/>
+              </w:rPr>
+              <w:t>Exposure → Outcome</w:t>
+            </w:r>
+          </w:p>
+        </w:tc>
+        <w:tc>
+          <w:tcPr>
+            <w:tcW w:type="dxa" w:w="1170"/>
+            <w:shd w:val="clear" w:color="auto" w:fill="D9E2F3"/>
+          </w:tcPr>
+          <w:p>
+            <w:r>
+              <w:rPr>
+                <w:b/>
+                <w:sz w:val="17"/>
+              </w:rPr>
+            </w:r>
+            <w:r>
+              <w:rPr>
+                <w:b/>
+                <w:sz w:val="17"/>
+              </w:rPr>
+              <w:t>K</w:t>
+            </w:r>
+          </w:p>
+        </w:tc>
+        <w:tc>
+          <w:tcPr>
+            <w:tcW w:type="dxa" w:w="1170"/>
+            <w:shd w:val="clear" w:color="auto" w:fill="D9E2F3"/>
+          </w:tcPr>
+          <w:p>
+            <w:r>
+              <w:rPr>
+                <w:b/>
+                <w:sz w:val="17"/>
+              </w:rPr>
+            </w:r>
+            <w:r>
+              <w:rPr>
+                <w:b/>
+                <w:sz w:val="17"/>
+              </w:rPr>
+              <w:t>IVW β</w:t>
+            </w:r>
+          </w:p>
+        </w:tc>
+        <w:tc>
+          <w:tcPr>
+            <w:tcW w:type="dxa" w:w="1170"/>
+            <w:shd w:val="clear" w:color="auto" w:fill="D9E2F3"/>
+          </w:tcPr>
+          <w:p>
+            <w:r>
+              <w:rPr>
+                <w:b/>
+                <w:sz w:val="17"/>
+              </w:rPr>
+            </w:r>
+            <w:r>
+              <w:rPr>
+                <w:b/>
+                <w:sz w:val="17"/>
+              </w:rPr>
+              <w:t>SE</w:t>
+            </w:r>
+          </w:p>
+        </w:tc>
+        <w:tc>
+          <w:tcPr>
+            <w:tcW w:type="dxa" w:w="1170"/>
+            <w:shd w:val="clear" w:color="auto" w:fill="D9E2F3"/>
+          </w:tcPr>
+          <w:p>
+            <w:r>
+              <w:rPr>
+                <w:b/>
+                <w:sz w:val="17"/>
+              </w:rPr>
+            </w:r>
+            <w:r>
+              <w:rPr>
+                <w:b/>
+                <w:sz w:val="17"/>
+              </w:rPr>
+              <w:t>abs z</w:t>
+            </w:r>
+          </w:p>
+        </w:tc>
+        <w:tc>
+          <w:tcPr>
+            <w:tcW w:type="dxa" w:w="1170"/>
+            <w:shd w:val="clear" w:color="auto" w:fill="D9E2F3"/>
+          </w:tcPr>
+          <w:p>
+            <w:r>
+              <w:rPr>
+                <w:b/>
+                <w:sz w:val="17"/>
+              </w:rPr>
+            </w:r>
+            <w:r>
+              <w:rPr>
+                <w:b/>
+                <w:sz w:val="17"/>
+              </w:rPr>
+              <w:t>MDE (80% power)</w:t>
+            </w:r>
+          </w:p>
+        </w:tc>
+        <w:tc>
+          <w:tcPr>
+            <w:tcW w:type="dxa" w:w="1170"/>
+            <w:shd w:val="clear" w:color="auto" w:fill="D9E2F3"/>
+          </w:tcPr>
+          <w:p>
+            <w:r>
+              <w:rPr>
+                <w:b/>
+                <w:sz w:val="17"/>
+              </w:rPr>
+            </w:r>
+            <w:r>
+              <w:rPr>
+                <w:b/>
+                <w:sz w:val="17"/>
+              </w:rPr>
+              <w:t>Achieved power</w:t>
+            </w:r>
+          </w:p>
+        </w:tc>
+        <w:tc>
+          <w:tcPr>
+            <w:tcW w:type="dxa" w:w="1170"/>
+            <w:shd w:val="clear" w:color="auto" w:fill="D9E2F3"/>
+          </w:tcPr>
+          <w:p>
+            <w:r>
+              <w:rPr>
+                <w:b/>
+                <w:sz w:val="17"/>
+              </w:rPr>
+            </w:r>
+            <w:r>
+              <w:rPr>
+                <w:b/>
+                <w:sz w:val="17"/>
+              </w:rPr>
+              <w:t>Interpretation</w:t>
+            </w:r>
+          </w:p>
+        </w:tc>
+      </w:tr>
+      <w:tr>
+        <w:tc>
+          <w:tcPr>
+            <w:tcW w:type="dxa" w:w="1170"/>
+          </w:tcPr>
+          <w:p>
+            <w:r>
+              <w:rPr>
+                <w:sz w:val="17"/>
+              </w:rPr>
+            </w:r>
+            <w:r>
+              <w:rPr>
+                <w:sz w:val="17"/>
+              </w:rPr>
+              <w:t>BMD total → fracture</w:t>
+            </w:r>
+          </w:p>
+        </w:tc>
+        <w:tc>
+          <w:tcPr>
+            <w:tcW w:type="dxa" w:w="1170"/>
+          </w:tcPr>
+          <w:p>
+            <w:r>
+              <w:rPr>
+                <w:sz w:val="17"/>
+              </w:rPr>
+            </w:r>
+            <w:r>
+              <w:rPr>
+                <w:sz w:val="17"/>
+              </w:rPr>
+              <w:t>31</w:t>
+            </w:r>
+          </w:p>
+        </w:tc>
+        <w:tc>
+          <w:tcPr>
+            <w:tcW w:type="dxa" w:w="1170"/>
+          </w:tcPr>
+          <w:p>
+            <w:r>
+              <w:rPr>
+                <w:sz w:val="17"/>
+              </w:rPr>
+            </w:r>
+            <w:r>
+              <w:rPr>
+                <w:sz w:val="17"/>
+              </w:rPr>
+              <w:t>−0.337</w:t>
+            </w:r>
+          </w:p>
+        </w:tc>
+        <w:tc>
+          <w:tcPr>
+            <w:tcW w:type="dxa" w:w="1170"/>
+          </w:tcPr>
+          <w:p>
+            <w:r>
+              <w:rPr>
+                <w:sz w:val="17"/>
+              </w:rPr>
+            </w:r>
+            <w:r>
+              <w:rPr>
+                <w:sz w:val="17"/>
+              </w:rPr>
+              <w:t>0.022</w:t>
+            </w:r>
+          </w:p>
+        </w:tc>
+        <w:tc>
+          <w:tcPr>
+            <w:tcW w:type="dxa" w:w="1170"/>
+          </w:tcPr>
+          <w:p>
+            <w:r>
+              <w:rPr>
+                <w:sz w:val="17"/>
+              </w:rPr>
+            </w:r>
+            <w:r>
+              <w:rPr>
+                <w:sz w:val="17"/>
+              </w:rPr>
+              <w:t>15.05</w:t>
+            </w:r>
+          </w:p>
+        </w:tc>
+        <w:tc>
+          <w:tcPr>
+            <w:tcW w:type="dxa" w:w="1170"/>
+          </w:tcPr>
+          <w:p>
+            <w:r>
+              <w:rPr>
+                <w:sz w:val="17"/>
+              </w:rPr>
+            </w:r>
+            <w:r>
+              <w:rPr>
+                <w:sz w:val="17"/>
+              </w:rPr>
+              <w:t>0.063</w:t>
+            </w:r>
+          </w:p>
+        </w:tc>
+        <w:tc>
+          <w:tcPr>
+            <w:tcW w:type="dxa" w:w="1170"/>
+          </w:tcPr>
+          <w:p>
+            <w:r>
+              <w:rPr>
+                <w:sz w:val="17"/>
+              </w:rPr>
+            </w:r>
+            <w:r>
+              <w:rPr>
+                <w:sz w:val="17"/>
+              </w:rPr>
+              <w:t>1.00</w:t>
+            </w:r>
+          </w:p>
+        </w:tc>
+        <w:tc>
+          <w:tcPr>
+            <w:tcW w:type="dxa" w:w="1170"/>
+          </w:tcPr>
+          <w:p>
+            <w:r>
+              <w:rPr>
+                <w:sz w:val="17"/>
+              </w:rPr>
+            </w:r>
+            <w:r>
+              <w:rPr>
+                <w:sz w:val="17"/>
+              </w:rPr>
+              <w:t>powered</w:t>
+            </w:r>
+          </w:p>
+        </w:tc>
+      </w:tr>
+      <w:tr>
+        <w:tc>
+          <w:tcPr>
+            <w:tcW w:type="dxa" w:w="1170"/>
+          </w:tcPr>
+          <w:p>
+            <w:r>
+              <w:rPr>
+                <w:sz w:val="17"/>
+              </w:rPr>
+            </w:r>
+            <w:r>
+              <w:rPr>
+                <w:sz w:val="17"/>
+              </w:rPr>
+              <w:t>BMD femoral neck → fracture</w:t>
+            </w:r>
+          </w:p>
+        </w:tc>
+        <w:tc>
+          <w:tcPr>
+            <w:tcW w:type="dxa" w:w="1170"/>
+          </w:tcPr>
+          <w:p>
+            <w:r>
+              <w:rPr>
+                <w:sz w:val="17"/>
+              </w:rPr>
+            </w:r>
+            <w:r>
+              <w:rPr>
+                <w:sz w:val="17"/>
+              </w:rPr>
+              <w:t>25</w:t>
+            </w:r>
+          </w:p>
+        </w:tc>
+        <w:tc>
+          <w:tcPr>
+            <w:tcW w:type="dxa" w:w="1170"/>
+          </w:tcPr>
+          <w:p>
+            <w:r>
+              <w:rPr>
+                <w:sz w:val="17"/>
+              </w:rPr>
+            </w:r>
+            <w:r>
+              <w:rPr>
+                <w:sz w:val="17"/>
+              </w:rPr>
+              <w:t>−0.351</w:t>
+            </w:r>
+          </w:p>
+        </w:tc>
+        <w:tc>
+          <w:tcPr>
+            <w:tcW w:type="dxa" w:w="1170"/>
+          </w:tcPr>
+          <w:p>
+            <w:r>
+              <w:rPr>
+                <w:sz w:val="17"/>
+              </w:rPr>
+            </w:r>
+            <w:r>
+              <w:rPr>
+                <w:sz w:val="17"/>
+              </w:rPr>
+              <w:t>0.030</w:t>
+            </w:r>
+          </w:p>
+        </w:tc>
+        <w:tc>
+          <w:tcPr>
+            <w:tcW w:type="dxa" w:w="1170"/>
+          </w:tcPr>
+          <w:p>
+            <w:r>
+              <w:rPr>
+                <w:sz w:val="17"/>
+              </w:rPr>
+            </w:r>
+            <w:r>
+              <w:rPr>
+                <w:sz w:val="17"/>
+              </w:rPr>
+              <w:t>11.55</w:t>
+            </w:r>
+          </w:p>
+        </w:tc>
+        <w:tc>
+          <w:tcPr>
+            <w:tcW w:type="dxa" w:w="1170"/>
+          </w:tcPr>
+          <w:p>
+            <w:r>
+              <w:rPr>
+                <w:sz w:val="17"/>
+              </w:rPr>
+            </w:r>
+            <w:r>
+              <w:rPr>
+                <w:sz w:val="17"/>
+              </w:rPr>
+              <w:t>0.085</w:t>
+            </w:r>
+          </w:p>
+        </w:tc>
+        <w:tc>
+          <w:tcPr>
+            <w:tcW w:type="dxa" w:w="1170"/>
+          </w:tcPr>
+          <w:p>
+            <w:r>
+              <w:rPr>
+                <w:sz w:val="17"/>
+              </w:rPr>
+            </w:r>
+            <w:r>
+              <w:rPr>
+                <w:sz w:val="17"/>
+              </w:rPr>
+              <w:t>1.00</w:t>
+            </w:r>
+          </w:p>
+        </w:tc>
+        <w:tc>
+          <w:tcPr>
+            <w:tcW w:type="dxa" w:w="1170"/>
+          </w:tcPr>
+          <w:p>
+            <w:r>
+              <w:rPr>
+                <w:sz w:val="17"/>
+              </w:rPr>
+            </w:r>
+            <w:r>
+              <w:rPr>
+                <w:sz w:val="17"/>
+              </w:rPr>
+              <w:t>powered</w:t>
+            </w:r>
+          </w:p>
+        </w:tc>
+      </w:tr>
+      <w:tr>
+        <w:tc>
+          <w:tcPr>
+            <w:tcW w:type="dxa" w:w="1170"/>
+          </w:tcPr>
+          <w:p>
+            <w:r>
+              <w:rPr>
+                <w:sz w:val="17"/>
+              </w:rPr>
+            </w:r>
+            <w:r>
+              <w:rPr>
+                <w:sz w:val="17"/>
+              </w:rPr>
+              <w:t>BMD total → OA knee</w:t>
+            </w:r>
+          </w:p>
+        </w:tc>
+        <w:tc>
+          <w:tcPr>
+            <w:tcW w:type="dxa" w:w="1170"/>
+          </w:tcPr>
+          <w:p>
+            <w:r>
+              <w:rPr>
+                <w:sz w:val="17"/>
+              </w:rPr>
+            </w:r>
+            <w:r>
+              <w:rPr>
+                <w:sz w:val="17"/>
+              </w:rPr>
+              <w:t>31</w:t>
+            </w:r>
+          </w:p>
+        </w:tc>
+        <w:tc>
+          <w:tcPr>
+            <w:tcW w:type="dxa" w:w="1170"/>
+          </w:tcPr>
+          <w:p>
+            <w:r>
+              <w:rPr>
+                <w:sz w:val="17"/>
+              </w:rPr>
+            </w:r>
+            <w:r>
+              <w:rPr>
+                <w:sz w:val="17"/>
+              </w:rPr>
+              <w:t>+0.023</w:t>
+            </w:r>
+          </w:p>
+        </w:tc>
+        <w:tc>
+          <w:tcPr>
+            <w:tcW w:type="dxa" w:w="1170"/>
+          </w:tcPr>
+          <w:p>
+            <w:r>
+              <w:rPr>
+                <w:sz w:val="17"/>
+              </w:rPr>
+            </w:r>
+            <w:r>
+              <w:rPr>
+                <w:sz w:val="17"/>
+              </w:rPr>
+              <w:t>0.004</w:t>
+            </w:r>
+          </w:p>
+        </w:tc>
+        <w:tc>
+          <w:tcPr>
+            <w:tcW w:type="dxa" w:w="1170"/>
+          </w:tcPr>
+          <w:p>
+            <w:r>
+              <w:rPr>
+                <w:sz w:val="17"/>
+              </w:rPr>
+            </w:r>
+            <w:r>
+              <w:rPr>
+                <w:sz w:val="17"/>
+              </w:rPr>
+              <w:t>6.26</w:t>
+            </w:r>
+          </w:p>
+        </w:tc>
+        <w:tc>
+          <w:tcPr>
+            <w:tcW w:type="dxa" w:w="1170"/>
+          </w:tcPr>
+          <w:p>
+            <w:r>
+              <w:rPr>
+                <w:sz w:val="17"/>
+              </w:rPr>
+            </w:r>
+            <w:r>
+              <w:rPr>
+                <w:sz w:val="17"/>
+              </w:rPr>
+              <w:t>0.010</w:t>
+            </w:r>
+          </w:p>
+        </w:tc>
+        <w:tc>
+          <w:tcPr>
+            <w:tcW w:type="dxa" w:w="1170"/>
+          </w:tcPr>
+          <w:p>
+            <w:r>
+              <w:rPr>
+                <w:sz w:val="17"/>
+              </w:rPr>
+            </w:r>
+            <w:r>
+              <w:rPr>
+                <w:sz w:val="17"/>
+              </w:rPr>
+              <w:t>1.00</w:t>
+            </w:r>
+          </w:p>
+        </w:tc>
+        <w:tc>
+          <w:tcPr>
+            <w:tcW w:type="dxa" w:w="1170"/>
+          </w:tcPr>
+          <w:p>
+            <w:r>
+              <w:rPr>
+                <w:sz w:val="17"/>
+              </w:rPr>
+            </w:r>
+            <w:r>
+              <w:rPr>
+                <w:sz w:val="17"/>
+              </w:rPr>
+              <w:t>powered</w:t>
+            </w:r>
+          </w:p>
+        </w:tc>
+      </w:tr>
+      <w:tr>
+        <w:tc>
+          <w:tcPr>
+            <w:tcW w:type="dxa" w:w="1170"/>
+          </w:tcPr>
+          <w:p>
+            <w:r>
+              <w:rPr>
+                <w:sz w:val="17"/>
+              </w:rPr>
+            </w:r>
+            <w:r>
+              <w:rPr>
+                <w:sz w:val="17"/>
+              </w:rPr>
+              <w:t>Lumbar spine → OA knee</w:t>
+            </w:r>
+          </w:p>
+        </w:tc>
+        <w:tc>
+          <w:tcPr>
+            <w:tcW w:type="dxa" w:w="1170"/>
+          </w:tcPr>
+          <w:p>
+            <w:r>
+              <w:rPr>
+                <w:sz w:val="17"/>
+              </w:rPr>
+            </w:r>
+            <w:r>
+              <w:rPr>
+                <w:sz w:val="17"/>
+              </w:rPr>
+              <w:t>21</w:t>
+            </w:r>
+          </w:p>
+        </w:tc>
+        <w:tc>
+          <w:tcPr>
+            <w:tcW w:type="dxa" w:w="1170"/>
+          </w:tcPr>
+          <w:p>
+            <w:r>
+              <w:rPr>
+                <w:sz w:val="17"/>
+              </w:rPr>
+            </w:r>
+            <w:r>
+              <w:rPr>
+                <w:sz w:val="17"/>
+              </w:rPr>
+              <w:t>+0.028</w:t>
+            </w:r>
+          </w:p>
+        </w:tc>
+        <w:tc>
+          <w:tcPr>
+            <w:tcW w:type="dxa" w:w="1170"/>
+          </w:tcPr>
+          <w:p>
+            <w:r>
+              <w:rPr>
+                <w:sz w:val="17"/>
+              </w:rPr>
+            </w:r>
+            <w:r>
+              <w:rPr>
+                <w:sz w:val="17"/>
+              </w:rPr>
+              <w:t>0.005</w:t>
+            </w:r>
+          </w:p>
+        </w:tc>
+        <w:tc>
+          <w:tcPr>
+            <w:tcW w:type="dxa" w:w="1170"/>
+          </w:tcPr>
+          <w:p>
+            <w:r>
+              <w:rPr>
+                <w:sz w:val="17"/>
+              </w:rPr>
+            </w:r>
+            <w:r>
+              <w:rPr>
+                <w:sz w:val="17"/>
+              </w:rPr>
+              <w:t>5.77</w:t>
+            </w:r>
+          </w:p>
+        </w:tc>
+        <w:tc>
+          <w:tcPr>
+            <w:tcW w:type="dxa" w:w="1170"/>
+          </w:tcPr>
+          <w:p>
+            <w:r>
+              <w:rPr>
+                <w:sz w:val="17"/>
+              </w:rPr>
+            </w:r>
+            <w:r>
+              <w:rPr>
+                <w:sz w:val="17"/>
+              </w:rPr>
+              <w:t>0.014</w:t>
+            </w:r>
+          </w:p>
+        </w:tc>
+        <w:tc>
+          <w:tcPr>
+            <w:tcW w:type="dxa" w:w="1170"/>
+          </w:tcPr>
+          <w:p>
+            <w:r>
+              <w:rPr>
+                <w:sz w:val="17"/>
+              </w:rPr>
+            </w:r>
+            <w:r>
+              <w:rPr>
+                <w:sz w:val="17"/>
+              </w:rPr>
+              <w:t>1.00</w:t>
+            </w:r>
+          </w:p>
+        </w:tc>
+        <w:tc>
+          <w:tcPr>
+            <w:tcW w:type="dxa" w:w="1170"/>
+          </w:tcPr>
+          <w:p>
+            <w:r>
+              <w:rPr>
+                <w:sz w:val="17"/>
+              </w:rPr>
+            </w:r>
+            <w:r>
+              <w:rPr>
+                <w:sz w:val="17"/>
+              </w:rPr>
+              <w:t>powered</w:t>
+            </w:r>
+          </w:p>
+        </w:tc>
+      </w:tr>
+      <w:tr>
+        <w:tc>
+          <w:tcPr>
+            <w:tcW w:type="dxa" w:w="1170"/>
+          </w:tcPr>
+          <w:p>
+            <w:r>
+              <w:rPr>
+                <w:sz w:val="17"/>
+              </w:rPr>
+            </w:r>
+            <w:r>
+              <w:rPr>
+                <w:sz w:val="17"/>
+              </w:rPr>
+              <w:t>Arms → OA knee</w:t>
+            </w:r>
+          </w:p>
+        </w:tc>
+        <w:tc>
+          <w:tcPr>
+            <w:tcW w:type="dxa" w:w="1170"/>
+          </w:tcPr>
+          <w:p>
+            <w:r>
+              <w:rPr>
+                <w:sz w:val="17"/>
+              </w:rPr>
+            </w:r>
+            <w:r>
+              <w:rPr>
+                <w:sz w:val="17"/>
+              </w:rPr>
+              <w:t>16</w:t>
+            </w:r>
+          </w:p>
+        </w:tc>
+        <w:tc>
+          <w:tcPr>
+            <w:tcW w:type="dxa" w:w="1170"/>
+          </w:tcPr>
+          <w:p>
+            <w:r>
+              <w:rPr>
+                <w:sz w:val="17"/>
+              </w:rPr>
+            </w:r>
+            <w:r>
+              <w:rPr>
+                <w:sz w:val="17"/>
+              </w:rPr>
+              <w:t>+0.022</w:t>
+            </w:r>
+          </w:p>
+        </w:tc>
+        <w:tc>
+          <w:tcPr>
+            <w:tcW w:type="dxa" w:w="1170"/>
+          </w:tcPr>
+          <w:p>
+            <w:r>
+              <w:rPr>
+                <w:sz w:val="17"/>
+              </w:rPr>
+            </w:r>
+            <w:r>
+              <w:rPr>
+                <w:sz w:val="17"/>
+              </w:rPr>
+              <w:t>0.005</w:t>
+            </w:r>
+          </w:p>
+        </w:tc>
+        <w:tc>
+          <w:tcPr>
+            <w:tcW w:type="dxa" w:w="1170"/>
+          </w:tcPr>
+          <w:p>
+            <w:r>
+              <w:rPr>
+                <w:sz w:val="17"/>
+              </w:rPr>
+            </w:r>
+            <w:r>
+              <w:rPr>
+                <w:sz w:val="17"/>
+              </w:rPr>
+              <w:t>4.78</w:t>
+            </w:r>
+          </w:p>
+        </w:tc>
+        <w:tc>
+          <w:tcPr>
+            <w:tcW w:type="dxa" w:w="1170"/>
+          </w:tcPr>
+          <w:p>
+            <w:r>
+              <w:rPr>
+                <w:sz w:val="17"/>
+              </w:rPr>
+            </w:r>
+            <w:r>
+              <w:rPr>
+                <w:sz w:val="17"/>
+              </w:rPr>
+              <w:t>0.013</w:t>
+            </w:r>
+          </w:p>
+        </w:tc>
+        <w:tc>
+          <w:tcPr>
+            <w:tcW w:type="dxa" w:w="1170"/>
+          </w:tcPr>
+          <w:p>
+            <w:r>
+              <w:rPr>
+                <w:sz w:val="17"/>
+              </w:rPr>
+            </w:r>
+            <w:r>
+              <w:rPr>
+                <w:sz w:val="17"/>
+              </w:rPr>
+              <w:t>1.00</w:t>
+            </w:r>
+          </w:p>
+        </w:tc>
+        <w:tc>
+          <w:tcPr>
+            <w:tcW w:type="dxa" w:w="1170"/>
+          </w:tcPr>
+          <w:p>
+            <w:r>
+              <w:rPr>
+                <w:sz w:val="17"/>
+              </w:rPr>
+            </w:r>
+            <w:r>
+              <w:rPr>
+                <w:sz w:val="17"/>
+              </w:rPr>
+              <w:t>powered</w:t>
+            </w:r>
+          </w:p>
+        </w:tc>
+      </w:tr>
+      <w:tr>
+        <w:tc>
+          <w:tcPr>
+            <w:tcW w:type="dxa" w:w="1170"/>
+          </w:tcPr>
+          <w:p>
+            <w:r>
+              <w:rPr>
+                <w:sz w:val="17"/>
+              </w:rPr>
+            </w:r>
+            <w:r>
+              <w:rPr>
+                <w:sz w:val="17"/>
+              </w:rPr>
+              <w:t>Legs → OA knee</w:t>
+            </w:r>
+          </w:p>
+        </w:tc>
+        <w:tc>
+          <w:tcPr>
+            <w:tcW w:type="dxa" w:w="1170"/>
+          </w:tcPr>
+          <w:p>
+            <w:r>
+              <w:rPr>
+                <w:sz w:val="17"/>
+              </w:rPr>
+            </w:r>
+            <w:r>
+              <w:rPr>
+                <w:sz w:val="17"/>
+              </w:rPr>
+              <w:t>24</w:t>
+            </w:r>
+          </w:p>
+        </w:tc>
+        <w:tc>
+          <w:tcPr>
+            <w:tcW w:type="dxa" w:w="1170"/>
+          </w:tcPr>
+          <w:p>
+            <w:r>
+              <w:rPr>
+                <w:sz w:val="17"/>
+              </w:rPr>
+            </w:r>
+            <w:r>
+              <w:rPr>
+                <w:sz w:val="17"/>
+              </w:rPr>
+              <w:t>+0.018</w:t>
+            </w:r>
+          </w:p>
+        </w:tc>
+        <w:tc>
+          <w:tcPr>
+            <w:tcW w:type="dxa" w:w="1170"/>
+          </w:tcPr>
+          <w:p>
+            <w:r>
+              <w:rPr>
+                <w:sz w:val="17"/>
+              </w:rPr>
+            </w:r>
+            <w:r>
+              <w:rPr>
+                <w:sz w:val="17"/>
+              </w:rPr>
+              <w:t>0.004</w:t>
+            </w:r>
+          </w:p>
+        </w:tc>
+        <w:tc>
+          <w:tcPr>
+            <w:tcW w:type="dxa" w:w="1170"/>
+          </w:tcPr>
+          <w:p>
+            <w:r>
+              <w:rPr>
+                <w:sz w:val="17"/>
+              </w:rPr>
+            </w:r>
+            <w:r>
+              <w:rPr>
+                <w:sz w:val="17"/>
+              </w:rPr>
+              <w:t>4.23</w:t>
+            </w:r>
+          </w:p>
+        </w:tc>
+        <w:tc>
+          <w:tcPr>
+            <w:tcW w:type="dxa" w:w="1170"/>
+          </w:tcPr>
+          <w:p>
+            <w:r>
+              <w:rPr>
+                <w:sz w:val="17"/>
+              </w:rPr>
+            </w:r>
+            <w:r>
+              <w:rPr>
+                <w:sz w:val="17"/>
+              </w:rPr>
+              <w:t>0.012</w:t>
+            </w:r>
+          </w:p>
+        </w:tc>
+        <w:tc>
+          <w:tcPr>
+            <w:tcW w:type="dxa" w:w="1170"/>
+          </w:tcPr>
+          <w:p>
+            <w:r>
+              <w:rPr>
+                <w:sz w:val="17"/>
+              </w:rPr>
+            </w:r>
+            <w:r>
+              <w:rPr>
+                <w:sz w:val="17"/>
+              </w:rPr>
+              <w:t>0.99</w:t>
+            </w:r>
+          </w:p>
+        </w:tc>
+        <w:tc>
+          <w:tcPr>
+            <w:tcW w:type="dxa" w:w="1170"/>
+          </w:tcPr>
+          <w:p>
+            <w:r>
+              <w:rPr>
+                <w:sz w:val="17"/>
+              </w:rPr>
+            </w:r>
+            <w:r>
+              <w:rPr>
+                <w:sz w:val="17"/>
+              </w:rPr>
+              <w:t>powered</w:t>
+            </w:r>
+          </w:p>
+        </w:tc>
+      </w:tr>
+      <w:tr>
+        <w:tc>
+          <w:tcPr>
+            <w:tcW w:type="dxa" w:w="1170"/>
+          </w:tcPr>
+          <w:p>
+            <w:r>
+              <w:rPr>
+                <w:sz w:val="17"/>
+              </w:rPr>
+            </w:r>
+            <w:r>
+              <w:rPr>
+                <w:sz w:val="17"/>
+              </w:rPr>
+              <w:t>Femoral neck → OA knee</w:t>
+            </w:r>
+          </w:p>
+        </w:tc>
+        <w:tc>
+          <w:tcPr>
+            <w:tcW w:type="dxa" w:w="1170"/>
+          </w:tcPr>
+          <w:p>
+            <w:r>
+              <w:rPr>
+                <w:sz w:val="17"/>
+              </w:rPr>
+            </w:r>
+            <w:r>
+              <w:rPr>
+                <w:sz w:val="17"/>
+              </w:rPr>
+              <w:t>25</w:t>
+            </w:r>
+          </w:p>
+        </w:tc>
+        <w:tc>
+          <w:tcPr>
+            <w:tcW w:type="dxa" w:w="1170"/>
+          </w:tcPr>
+          <w:p>
+            <w:r>
+              <w:rPr>
+                <w:sz w:val="17"/>
+              </w:rPr>
+            </w:r>
+            <w:r>
+              <w:rPr>
+                <w:sz w:val="17"/>
+              </w:rPr>
+              <w:t>+0.017</w:t>
+            </w:r>
+          </w:p>
+        </w:tc>
+        <w:tc>
+          <w:tcPr>
+            <w:tcW w:type="dxa" w:w="1170"/>
+          </w:tcPr>
+          <w:p>
+            <w:r>
+              <w:rPr>
+                <w:sz w:val="17"/>
+              </w:rPr>
+            </w:r>
+            <w:r>
+              <w:rPr>
+                <w:sz w:val="17"/>
+              </w:rPr>
+              <w:t>0.005</w:t>
+            </w:r>
+          </w:p>
+        </w:tc>
+        <w:tc>
+          <w:tcPr>
+            <w:tcW w:type="dxa" w:w="1170"/>
+          </w:tcPr>
+          <w:p>
+            <w:r>
+              <w:rPr>
+                <w:sz w:val="17"/>
+              </w:rPr>
+            </w:r>
+            <w:r>
+              <w:rPr>
+                <w:sz w:val="17"/>
+              </w:rPr>
+              <w:t>3.42</w:t>
+            </w:r>
+          </w:p>
+        </w:tc>
+        <w:tc>
+          <w:tcPr>
+            <w:tcW w:type="dxa" w:w="1170"/>
+          </w:tcPr>
+          <w:p>
+            <w:r>
+              <w:rPr>
+                <w:sz w:val="17"/>
+              </w:rPr>
+            </w:r>
+            <w:r>
+              <w:rPr>
+                <w:sz w:val="17"/>
+              </w:rPr>
+              <w:t>0.014</w:t>
+            </w:r>
+          </w:p>
+        </w:tc>
+        <w:tc>
+          <w:tcPr>
+            <w:tcW w:type="dxa" w:w="1170"/>
+          </w:tcPr>
+          <w:p>
+            <w:r>
+              <w:rPr>
+                <w:sz w:val="17"/>
+              </w:rPr>
+            </w:r>
+            <w:r>
+              <w:rPr>
+                <w:sz w:val="17"/>
+              </w:rPr>
+              <w:t>0.93</w:t>
+            </w:r>
+          </w:p>
+        </w:tc>
+        <w:tc>
+          <w:tcPr>
+            <w:tcW w:type="dxa" w:w="1170"/>
+          </w:tcPr>
+          <w:p>
+            <w:r>
+              <w:rPr>
+                <w:sz w:val="17"/>
+              </w:rPr>
+            </w:r>
+            <w:r>
+              <w:rPr>
+                <w:sz w:val="17"/>
+              </w:rPr>
+              <w:t>powered</w:t>
+            </w:r>
+          </w:p>
+        </w:tc>
+      </w:tr>
+      <w:tr>
+        <w:tc>
+          <w:tcPr>
+            <w:tcW w:type="dxa" w:w="1170"/>
+          </w:tcPr>
+          <w:p>
+            <w:r>
+              <w:rPr>
+                <w:sz w:val="17"/>
+              </w:rPr>
+            </w:r>
+            <w:r>
+              <w:rPr>
+                <w:sz w:val="17"/>
+              </w:rPr>
+              <w:t>OA knee → fracture</w:t>
+            </w:r>
+          </w:p>
+        </w:tc>
+        <w:tc>
+          <w:tcPr>
+            <w:tcW w:type="dxa" w:w="1170"/>
+          </w:tcPr>
+          <w:p>
+            <w:r>
+              <w:rPr>
+                <w:sz w:val="17"/>
+              </w:rPr>
+            </w:r>
+            <w:r>
+              <w:rPr>
+                <w:sz w:val="17"/>
+              </w:rPr>
+              <w:t>69</w:t>
+            </w:r>
+          </w:p>
+        </w:tc>
+        <w:tc>
+          <w:tcPr>
+            <w:tcW w:type="dxa" w:w="1170"/>
+          </w:tcPr>
+          <w:p>
+            <w:r>
+              <w:rPr>
+                <w:sz w:val="17"/>
+              </w:rPr>
+            </w:r>
+            <w:r>
+              <w:rPr>
+                <w:sz w:val="17"/>
+              </w:rPr>
+              <w:t>+0.092</w:t>
+            </w:r>
+          </w:p>
+        </w:tc>
+        <w:tc>
+          <w:tcPr>
+            <w:tcW w:type="dxa" w:w="1170"/>
+          </w:tcPr>
+          <w:p>
+            <w:r>
+              <w:rPr>
+                <w:sz w:val="17"/>
+              </w:rPr>
+            </w:r>
+            <w:r>
+              <w:rPr>
+                <w:sz w:val="17"/>
+              </w:rPr>
+              <w:t>0.108</w:t>
+            </w:r>
+          </w:p>
+        </w:tc>
+        <w:tc>
+          <w:tcPr>
+            <w:tcW w:type="dxa" w:w="1170"/>
+          </w:tcPr>
+          <w:p>
+            <w:r>
+              <w:rPr>
+                <w:sz w:val="17"/>
+              </w:rPr>
+            </w:r>
+            <w:r>
+              <w:rPr>
+                <w:sz w:val="17"/>
+              </w:rPr>
+              <w:t>0.85</w:t>
+            </w:r>
+          </w:p>
+        </w:tc>
+        <w:tc>
+          <w:tcPr>
+            <w:tcW w:type="dxa" w:w="1170"/>
+          </w:tcPr>
+          <w:p>
+            <w:r>
+              <w:rPr>
+                <w:sz w:val="17"/>
+              </w:rPr>
+            </w:r>
+            <w:r>
+              <w:rPr>
+                <w:sz w:val="17"/>
+              </w:rPr>
+              <w:t>0.304</w:t>
+            </w:r>
+          </w:p>
+        </w:tc>
+        <w:tc>
+          <w:tcPr>
+            <w:tcW w:type="dxa" w:w="1170"/>
+          </w:tcPr>
+          <w:p>
+            <w:r>
+              <w:rPr>
+                <w:sz w:val="17"/>
+              </w:rPr>
+            </w:r>
+            <w:r>
+              <w:rPr>
+                <w:sz w:val="17"/>
+              </w:rPr>
+              <w:t>0.14</w:t>
+            </w:r>
+          </w:p>
+        </w:tc>
+        <w:tc>
+          <w:tcPr>
+            <w:tcW w:type="dxa" w:w="1170"/>
+          </w:tcPr>
+          <w:p>
+            <w:r>
+              <w:rPr>
+                <w:sz w:val="17"/>
+              </w:rPr>
+            </w:r>
+            <w:r>
+              <w:rPr>
+                <w:sz w:val="17"/>
+              </w:rPr>
+              <w:t>underpowered</w:t>
+            </w:r>
+          </w:p>
+        </w:tc>
+      </w:tr>
+      <w:tr>
+        <w:tc>
+          <w:tcPr>
+            <w:tcW w:type="dxa" w:w="1170"/>
+          </w:tcPr>
+          <w:p>
+            <w:r>
+              <w:rPr>
+                <w:sz w:val="17"/>
+              </w:rPr>
+            </w:r>
+            <w:r>
+              <w:rPr>
+                <w:sz w:val="17"/>
+              </w:rPr>
+              <w:t>OA knee → BMD total</w:t>
+            </w:r>
+          </w:p>
+        </w:tc>
+        <w:tc>
+          <w:tcPr>
+            <w:tcW w:type="dxa" w:w="1170"/>
+          </w:tcPr>
+          <w:p>
+            <w:r>
+              <w:rPr>
+                <w:sz w:val="17"/>
+              </w:rPr>
+            </w:r>
+            <w:r>
+              <w:rPr>
+                <w:sz w:val="17"/>
+              </w:rPr>
+              <w:t>69</w:t>
+            </w:r>
+          </w:p>
+        </w:tc>
+        <w:tc>
+          <w:tcPr>
+            <w:tcW w:type="dxa" w:w="1170"/>
+          </w:tcPr>
+          <w:p>
+            <w:r>
+              <w:rPr>
+                <w:sz w:val="17"/>
+              </w:rPr>
+            </w:r>
+            <w:r>
+              <w:rPr>
+                <w:sz w:val="17"/>
+              </w:rPr>
+              <w:t>+0.106</w:t>
+            </w:r>
+          </w:p>
+        </w:tc>
+        <w:tc>
+          <w:tcPr>
+            <w:tcW w:type="dxa" w:w="1170"/>
+          </w:tcPr>
+          <w:p>
+            <w:r>
+              <w:rPr>
+                <w:sz w:val="17"/>
+              </w:rPr>
+            </w:r>
+            <w:r>
+              <w:rPr>
+                <w:sz w:val="17"/>
+              </w:rPr>
+              <w:t>0.108</w:t>
+            </w:r>
+          </w:p>
+        </w:tc>
+        <w:tc>
+          <w:tcPr>
+            <w:tcW w:type="dxa" w:w="1170"/>
+          </w:tcPr>
+          <w:p>
+            <w:r>
+              <w:rPr>
+                <w:sz w:val="17"/>
+              </w:rPr>
+            </w:r>
+            <w:r>
+              <w:rPr>
+                <w:sz w:val="17"/>
+              </w:rPr>
+              <w:t>0.98</w:t>
+            </w:r>
+          </w:p>
+        </w:tc>
+        <w:tc>
+          <w:tcPr>
+            <w:tcW w:type="dxa" w:w="1170"/>
+          </w:tcPr>
+          <w:p>
+            <w:r>
+              <w:rPr>
+                <w:sz w:val="17"/>
+              </w:rPr>
+            </w:r>
+            <w:r>
+              <w:rPr>
+                <w:sz w:val="17"/>
+              </w:rPr>
+              <w:t>0.303</w:t>
+            </w:r>
+          </w:p>
+        </w:tc>
+        <w:tc>
+          <w:tcPr>
+            <w:tcW w:type="dxa" w:w="1170"/>
+          </w:tcPr>
+          <w:p>
+            <w:r>
+              <w:rPr>
+                <w:sz w:val="17"/>
+              </w:rPr>
+            </w:r>
+            <w:r>
+              <w:rPr>
+                <w:sz w:val="17"/>
+              </w:rPr>
+              <w:t>0.17</w:t>
+            </w:r>
+          </w:p>
+        </w:tc>
+        <w:tc>
+          <w:tcPr>
+            <w:tcW w:type="dxa" w:w="1170"/>
+          </w:tcPr>
+          <w:p>
+            <w:r>
+              <w:rPr>
+                <w:sz w:val="17"/>
+              </w:rPr>
+            </w:r>
+            <w:r>
+              <w:rPr>
+                <w:sz w:val="17"/>
+              </w:rPr>
+              <w:t>underpowered</w:t>
+            </w:r>
+          </w:p>
+        </w:tc>
+      </w:tr>
+      <w:tr>
+        <w:tc>
+          <w:tcPr>
+            <w:tcW w:type="dxa" w:w="1170"/>
+          </w:tcPr>
+          <w:p>
+            <w:r>
+              <w:rPr>
+                <w:sz w:val="17"/>
+              </w:rPr>
+            </w:r>
+            <w:r>
+              <w:rPr>
+                <w:sz w:val="17"/>
+              </w:rPr>
+              <w:t>OA knee → BMD femoral neck</w:t>
+            </w:r>
+          </w:p>
+        </w:tc>
+        <w:tc>
+          <w:tcPr>
+            <w:tcW w:type="dxa" w:w="1170"/>
+          </w:tcPr>
+          <w:p>
+            <w:r>
+              <w:rPr>
+                <w:sz w:val="17"/>
+              </w:rPr>
+            </w:r>
+            <w:r>
+              <w:rPr>
+                <w:sz w:val="17"/>
+              </w:rPr>
+              <w:t>69</w:t>
+            </w:r>
+          </w:p>
+        </w:tc>
+        <w:tc>
+          <w:tcPr>
+            <w:tcW w:type="dxa" w:w="1170"/>
+          </w:tcPr>
+          <w:p>
+            <w:r>
+              <w:rPr>
+                <w:sz w:val="17"/>
+              </w:rPr>
+            </w:r>
+            <w:r>
+              <w:rPr>
+                <w:sz w:val="17"/>
+              </w:rPr>
+              <w:t>+0.142</w:t>
+            </w:r>
+          </w:p>
+        </w:tc>
+        <w:tc>
+          <w:tcPr>
+            <w:tcW w:type="dxa" w:w="1170"/>
+          </w:tcPr>
+          <w:p>
+            <w:r>
+              <w:rPr>
+                <w:sz w:val="17"/>
+              </w:rPr>
+            </w:r>
+            <w:r>
+              <w:rPr>
+                <w:sz w:val="17"/>
+              </w:rPr>
+              <w:t>0.108</w:t>
+            </w:r>
+          </w:p>
+        </w:tc>
+        <w:tc>
+          <w:tcPr>
+            <w:tcW w:type="dxa" w:w="1170"/>
+          </w:tcPr>
+          <w:p>
+            <w:r>
+              <w:rPr>
+                <w:sz w:val="17"/>
+              </w:rPr>
+            </w:r>
+            <w:r>
+              <w:rPr>
+                <w:sz w:val="17"/>
+              </w:rPr>
+              <w:t>1.31</w:t>
+            </w:r>
+          </w:p>
+        </w:tc>
+        <w:tc>
+          <w:tcPr>
+            <w:tcW w:type="dxa" w:w="1170"/>
+          </w:tcPr>
+          <w:p>
+            <w:r>
+              <w:rPr>
+                <w:sz w:val="17"/>
+              </w:rPr>
+            </w:r>
+            <w:r>
+              <w:rPr>
+                <w:sz w:val="17"/>
+              </w:rPr>
+              <w:t>0.303</w:t>
+            </w:r>
+          </w:p>
+        </w:tc>
+        <w:tc>
+          <w:tcPr>
+            <w:tcW w:type="dxa" w:w="1170"/>
+          </w:tcPr>
+          <w:p>
+            <w:r>
+              <w:rPr>
+                <w:sz w:val="17"/>
+              </w:rPr>
+            </w:r>
+            <w:r>
+              <w:rPr>
+                <w:sz w:val="17"/>
+              </w:rPr>
+              <w:t>0.26</w:t>
+            </w:r>
+          </w:p>
+        </w:tc>
+        <w:tc>
+          <w:tcPr>
+            <w:tcW w:type="dxa" w:w="1170"/>
+          </w:tcPr>
+          <w:p>
+            <w:r>
+              <w:rPr>
+                <w:sz w:val="17"/>
+              </w:rPr>
+            </w:r>
+            <w:r>
+              <w:rPr>
+                <w:sz w:val="17"/>
+              </w:rPr>
+              <w:t>underpowered</w:t>
+            </w:r>
+          </w:p>
+        </w:tc>
+      </w:tr>
+    </w:tbl>
+    <w:p/>
+    <w:p>
+      <w:r>
+        <w:t>MDE = (1.96 + 0.84) × SE is the minimum \|β\| detectable at 80% power with a two-sided α = 0.05; achieved power is computed for the observed point estimate. \|β\|/SE is invariant to the N-scale correction (§3.7), so all power statements are unaffected by it. For the fracture outcome the MDE corresponds to OR ≈ 1.07 per 1-SD lower total-body BMD, OR ≈ 1.09 per 1-SD lower femoral-neck BMD, and OR ≈ 1.36 per unit of the knee-OA exposure contrast as scaled in Table 3 (see the scale caveats in §3.5 and §3.7). K = strict instrument count.</w:t>
       </w:r>
     </w:p>
     <w:p>

--- a/submission_package_v2/Manuscript.docx
+++ b/submission_package_v2/Manuscript.docx
@@ -658,7 +658,7 @@
         <w:t>overlap_statistics.csv</w:t>
       </w:r>
       <w:r>
-        <w:t>, Supplementary); ρ_GE has the same sign as the MR effect for every pair (positive for BMD→OA, negative for BMD→fracture; range −0.79 to +0.46 across the ten pairs), confirming that the IVW direction is not driven by a single anti-correlated instrument. Third, an overlap-robust correction (MRlap; Mounier &amp; Kutalik 2023 [15]) and a sensitivity analysis restricted to the non-UKB components of the GO and GEFOS consortia are planned before final inference; the wholly-UKB BMD and OA_selfrep GWAS cannot be separated from their UKB overlap, so the BMD-exposure pairs retain some residual overlap that the robust estimators above are intended to absorb.</w:t>
+        <w:t>, Supplementary; Figure 9); ρ_GE has the same sign as the MR effect for every pair (positive for BMD→OA, negative for BMD→fracture; range −0.79 to +0.46 across the ten pairs), confirming that the IVW direction is not driven by a single anti-correlated instrument. Third, an overlap-robust correction (MRlap; Mounier &amp; Kutalik 2023 [15]) and a sensitivity analysis restricted to the non-UKB components of the GO and GEFOS consortia are planned before final inference; the wholly-UKB BMD and OA_selfrep GWAS cannot be separated from their UKB overlap, so the BMD-exposure pairs retain some residual overlap that the robust estimators above are intended to absorb.</w:t>
       </w:r>
     </w:p>
     <w:p>
@@ -1643,7 +1643,7 @@
     </w:p>
     <w:p>
       <w:r>
-        <w:t>After correction, genetically predicted BMD gives OR = 1.40 (95% CI 1.34–1.46) for fracture per 1-SD lower total-body BMD and OR = 1.42 (95% CI 1.34–1.51) for femoral-neck BMD (strict-clumped primary; the 1-Mb sensitivity gave 1.40 and 1.44). The GEFOS consortium reported OR = 1.55 (95% CI 1.48–1.63) per 1-SD lower femoral-neck BMD in 37,857 cases and 227,116 controls (Trajanoska et al. 2018). Our estimates are 8–10% lower, with overlapping confidence intervals, which is close agreement given the different cohorts, fracture definitions and BMD measurement sites (total-body OR 1.40 is 9.6% below 1.55; femoral-neck OR 1.42 is 8.4% below). An independent consortium therefore validates the pipeline: the direction matches and the magnitude falls within about 10%, which supports the biological plausibility of the reconstructed BMD effect scale. The BMD sample size is taken from the source publication's per-site metadata (Qian et al. 2025), not inferred from the GEFOS comparison. Per-site N varies across the accession series (30,449–32,017; §2.1). Using site-specific correction factors instead of the unified √(400,000/31,873) = 3.5426 changes the absolute β by less than 0.3% for the headline estimates (total-body and femoral-neck BMD) and by at most 2.3% for the smallest site (lumbar spine, N=30,449), an order of magnitude below the 8–10% GEFOS agreement band. No rounded value in Table 3 changes (OR 1.40 / 1.42; all β to three decimals), and z-statistics, p-values, directions and significance are unaffected, being N-scale-invariant.</w:t>
+        <w:t>After correction, genetically predicted BMD gives OR = 1.40 (95% CI 1.34–1.46) for fracture per 1-SD lower total-body BMD and OR = 1.42 (95% CI 1.34–1.51) for femoral-neck BMD (strict-clumped primary; the 1-Mb sensitivity gave 1.40 and 1.44). The GEFOS consortium reported OR = 1.55 (95% CI 1.48–1.63) per 1-SD lower femoral-neck BMD in 37,857 cases and 227,116 controls (Trajanoska et al. 2018); the two are compared directly in Supplementary Figure S3. Our estimates are 8–10% lower, with overlapping confidence intervals, which is close agreement given the different cohorts, fracture definitions and BMD measurement sites (total-body OR 1.40 is 9.6% below 1.55; femoral-neck OR 1.42 is 8.4% below). An independent consortium therefore validates the pipeline: the direction matches and the magnitude falls within about 10%, which supports the biological plausibility of the reconstructed BMD effect scale. The BMD sample size is taken from the source publication's per-site metadata (Qian et al. 2025), not inferred from the GEFOS comparison. Per-site N varies across the accession series (30,449–32,017; §2.1). Using site-specific correction factors instead of the unified √(400,000/31,873) = 3.5426 changes the absolute β by less than 0.3% for the headline estimates (total-body and femoral-neck BMD) and by at most 2.3% for the smallest site (lumbar spine, N=30,449), an order of magnitude below the 8–10% GEFOS agreement band. No rounded value in Table 3 changes (OR 1.40 / 1.42; all β to three decimals), and z-statistics, p-values, directions and significance are unaffected, being N-scale-invariant.</w:t>
       </w:r>
     </w:p>
     <w:p>
@@ -1656,7 +1656,7 @@
     </w:p>
     <w:p>
       <w:r>
-        <w:t xml:space="preserve">A non-significant IVW estimate is informative only if the analysis could have detected an effect of a plausible size. We therefore computed, for every pair, the minimum detectable effect at 80% power with a two-sided α = 0.05, MDE = (1.96 + 0.84) × SE, together with the achieved power for the observed point estimate (Table 4; </w:t>
+        <w:t xml:space="preserve">A non-significant IVW estimate is informative only if the analysis could have detected an effect of a plausible size. We therefore computed, for every pair, the minimum detectable effect at 80% power with a two-sided α = 0.05, MDE = (1.96 + 0.84) × SE, together with the achieved power for the observed point estimate (Table 4; Figure 8; </w:t>
       </w:r>
       <w:r>
         <w:rPr>
@@ -1861,7 +1861,7 @@
         <w:t>Figure 6.</w:t>
       </w:r>
       <w:r>
-        <w:t xml:space="preserve"> Per-SNP scatter plots of the MR exposure–outcome associations for four headline pairs. Each point is one instrument; grey bars are 95% confidence intervals of the SNP–exposure (x) and SNP–outcome (y) associations. Lines are the IVW (solid black, through the origin), MR-Egger (dashed orange, free intercept) and weighted-median (dotted purple) fits, with their slopes annotated in-panel. (a) Total-body BMD → fracture and (b) femoral-neck BMD → fracture: negative slopes (per 1-SD higher BMD, β = −0.337 and −0.351 log-OR), the positive control. (c) Total-body BMD → knee OA: positive slope (β = +0.023, P = 3.9×10⁻¹⁰). (d) Knee OA → total-body BMD: flat slope (β = +0.106, P = 0.33), the representative null. Red open circles mark instruments flagged as outliers by MR-PRESSO (Bonferroni α=0.05/K); their removal does not change any slope direction.</w:t>
+        <w:t xml:space="preserve"> Per-SNP scatter plots of the MR exposure–outcome associations for four headline pairs. Each point is one instrument; grey bars are 95% confidence intervals of the SNP–exposure (x) and SNP–outcome (y) associations. Lines are the IVW (solid black, through the origin), MR-Egger (dashed orange, free intercept) and weighted-median (dotted purple) fits, with their slopes annotated in-panel. (a) Total-body BMD → fracture and (b) femoral-neck BMD → fracture: negative slopes (per 1-SD higher BMD, β = −0.337 and −0.351 log-OR), the positive control. (c) Total-body BMD → knee OA: positive slope (β = +0.023, P = 3.9×10⁻¹⁰). (d) Knee OA → total-body BMD: flat slope (β = +0.106, P = 0.33), the representative null. Axis units follow the source GWAS scale of each trait: SNP effects on fracture are log-odds ratios per allele, effects on BMD are in SD units per allele, and effects on knee OA are on the standardised (linear-model) scale of the source GWAS, so knee-OA slopes are not odds ratios and are not exponentiated (§3.5). Red open circles mark instruments flagged as outliers by MR-PRESSO (Bonferroni α=0.05/K); their removal does not change any slope direction.</w:t>
       </w:r>
     </w:p>
     <w:p>
@@ -1895,6 +1895,49 @@
       </w:r>
       <w:r>
         <w:t xml:space="preserve"> Leave-one-out stability of the IVW estimate for all ten MR pairs. Black points show the IVW estimate using all instruments (whiskers, 95% CI); the shaded blue band spans the minimum-to-maximum range of the estimates obtained by dropping each instrument in turn, with individual leave-one-out estimates as light blue dots. No leave-one-out estimate crosses the null line (dashed) for any pair, excluding single-instrument drivers of any conclusion.</w:t>
+      </w:r>
+    </w:p>
+    <w:p>
+      <w:r>
+        <w:rPr>
+          <w:b/>
+        </w:rPr>
+        <w:t>Figure 8.</w:t>
+      </w:r>
+      <w:r>
+        <w:t xml:space="preserve"> Statistical power of the two-sample MR design (§3.8, Table 4). (a) Achieved power as a function of the standardised effect size \|β\|/SE at two-sided α = 0.05 (solid line), with the ten observed MR pairs overlaid. Filled blue circles are the seven pairs underlying the positive-control and BMD→OA findings; red open circles are the three null pairs. The dashed grey line marks 80% power and the dotted orange line the corresponding detection threshold \|z\| = 2.80 (MDE = 2.80 × SE). (b) Achieved power for each pair at its observed point estimate (K = strict instrument count). Blue bars meet or exceed the 80% threshold (dotted orange line); red bars fall below it. The three null pairs (knee OA → fracture, knee OA → total BMD, knee OA → femoral-neck BMD) reach only 0.14–0.26 power and can exclude only \|β\| ≥ 0.303, so their non-significant results are an absence of evidence rather than evidence of absence.</w:t>
+      </w:r>
+    </w:p>
+    <w:p>
+      <w:r>
+        <w:rPr>
+          <w:b/>
+        </w:rPr>
+        <w:t>Figure 9.</w:t>
+      </w:r>
+      <w:r>
+        <w:t xml:space="preserve"> Sample-overlap diagnostics for the ten MR pairs (§2.8). (a) ρ_GE, the correlation between SNP–exposure and SNP–outcome z-statistics across the harmonised instruments (</w:t>
+      </w:r>
+      <w:r>
+        <w:rPr>
+          <w:rFonts w:ascii="Consolas" w:hAnsi="Consolas"/>
+          <w:sz w:val="18"/>
+        </w:rPr>
+        <w:t>overlap_statistics.csv</w:t>
+      </w:r>
+      <w:r>
+        <w:t>, Supplementary). Positive bars (blue) are the BMD→OA pairs; negative bars (red) are the BMD→fracture pairs. ρ_GE shares the sign of the MR effect in all ten pairs, so no pair owes its direction to a single anti-correlated instrument. (b) ρ_GE against the signed IVW z-statistic; shaded regions are the sign-concordant quadrants, and all ten pairs fall within them (10/10 concordant). Because the exposure and outcome GWAS share UK Biobank participants, ρ_GE also reflects the sample-overlap component of the summary-statistic correlation; such overlap inflates IVW magnitudes toward r_g without changing signs, p-values or directions [14].</w:t>
+      </w:r>
+    </w:p>
+    <w:p>
+      <w:r>
+        <w:rPr>
+          <w:b/>
+        </w:rPr>
+        <w:t>Supplementary Figure S3.</w:t>
+      </w:r>
+      <w:r>
+        <w:t xml:space="preserve"> External validation of the reconstructed BMD effect scale against the independent GEFOS benchmark (§3.7). Odds ratios for any fracture per 1-SD lower BMD are shown for GEFOS 2018 (femoral-neck BMD; Trajanoska et al.), for this study's femoral-neck BMD instrument set under the primary strict clumping and the conservative 1-Mb sensitivity clumping, and for this study's total-body BMD instrument set. Whiskers are 95% confidence intervals; the dashed line is the null (OR = 1). This study's estimates lie 8–10% below GEFOS with overlapping confidence intervals, supporting the biological plausibility of the reconstructed effect scale.</w:t>
       </w:r>
     </w:p>
     <w:p>
